--- a/docs/inframon_워크플로우_안내서.docx
+++ b/docs/inframon_워크플로우_안내서.docx
@@ -1562,6 +1562,203 @@
           <w:sz w:val="21"/>
         </w:rPr>
         <w:t>. `--full` 이 가상환경(.venv)을 만들고 torch·pyproj·scipy·matplotlib·ifcopenshell 까지 깝니다. `--tools` 가 SNAP·snaphu·토큰·SLC 폴더를 준비합니다. 토큰 프롬프트에서 그냥 Enter 로 건너뛰었으면 3.5 로.</w:t>
+      </w:r>
+    </w:p>
+    <w:p>
+      <w:pPr>
+        <w:spacing w:after="120"/>
+      </w:pPr>
+      <w:r>
+        <w:rPr>
+          <w:rFonts w:ascii="맑은 고딕" w:hAnsi="맑은 고딕" w:eastAsia="맑은 고딕"/>
+          <w:b/>
+          <w:sz w:val="21"/>
+        </w:rPr>
+        <w:t>토큰 프롬프트가 뜨면</w:t>
+      </w:r>
+      <w:r>
+        <w:rPr>
+          <w:rFonts w:ascii="맑은 고딕" w:hAnsi="맑은 고딕" w:eastAsia="맑은 고딕"/>
+          <w:b w:val="0"/>
+          <w:sz w:val="21"/>
+        </w:rPr>
+        <w:t xml:space="preserve"> (브라우저에 Earthdata 페이지가 함께 열립니다):</w:t>
+      </w:r>
+    </w:p>
+    <w:p>
+      <w:pPr>
+        <w:pStyle w:val="ListBullet"/>
+        <w:spacing w:after="60"/>
+        <w:ind w:left="454"/>
+      </w:pPr>
+      <w:r>
+        <w:rPr>
+          <w:rFonts w:ascii="맑은 고딕" w:hAnsi="맑은 고딕" w:eastAsia="맑은 고딕"/>
+          <w:b w:val="0"/>
+          <w:sz w:val="21"/>
+        </w:rPr>
+        <w:t>계정이 없으면 가입(무료): https://urs.earthdata.nasa.gov/users/new → 메일 인증</w:t>
+      </w:r>
+    </w:p>
+    <w:p>
+      <w:pPr>
+        <w:pStyle w:val="ListBullet"/>
+        <w:spacing w:after="60"/>
+        <w:ind w:left="454"/>
+      </w:pPr>
+      <w:r>
+        <w:rPr>
+          <w:rFonts w:ascii="맑은 고딕" w:hAnsi="맑은 고딕" w:eastAsia="맑은 고딕"/>
+          <w:b w:val="0"/>
+          <w:sz w:val="21"/>
+        </w:rPr>
+        <w:t xml:space="preserve">로그인 → 프로필 화면(이름·Username·Email 이 보임) 위쪽 작은 메뉴 </w:t>
+      </w:r>
+      <w:r>
+        <w:rPr>
+          <w:rFonts w:ascii="맑은 고딕" w:hAnsi="맑은 고딕" w:eastAsia="맑은 고딕"/>
+          <w:b/>
+          <w:sz w:val="21"/>
+        </w:rPr>
+        <w:t>Generate Token</w:t>
+      </w:r>
+      <w:r>
+        <w:rPr>
+          <w:rFonts w:ascii="맑은 고딕" w:hAnsi="맑은 고딕" w:eastAsia="맑은 고딕"/>
+          <w:b w:val="0"/>
+          <w:sz w:val="21"/>
+        </w:rPr>
+        <w:t xml:space="preserve"> → 아래 </w:t>
+      </w:r>
+      <w:r>
+        <w:rPr>
+          <w:rFonts w:ascii="맑은 고딕" w:hAnsi="맑은 고딕" w:eastAsia="맑은 고딕"/>
+          <w:b/>
+          <w:sz w:val="21"/>
+        </w:rPr>
+        <w:t>GENERATE TOKEN</w:t>
+      </w:r>
+      <w:r>
+        <w:rPr>
+          <w:rFonts w:ascii="맑은 고딕" w:hAnsi="맑은 고딕" w:eastAsia="맑은 고딕"/>
+          <w:b w:val="0"/>
+          <w:sz w:val="21"/>
+        </w:rPr>
+        <w:t xml:space="preserve"> 버튼</w:t>
+      </w:r>
+    </w:p>
+    <w:p>
+      <w:pPr>
+        <w:pStyle w:val="ListBullet"/>
+        <w:spacing w:after="60"/>
+        <w:ind w:left="454"/>
+      </w:pPr>
+      <w:r>
+        <w:rPr>
+          <w:rFonts w:ascii="맑은 고딕" w:hAnsi="맑은 고딕" w:eastAsia="맑은 고딕"/>
+          <w:b w:val="0"/>
+          <w:sz w:val="21"/>
+        </w:rPr>
+        <w:t xml:space="preserve">가려진 토큰 옆 </w:t>
+      </w:r>
+      <w:r>
+        <w:rPr>
+          <w:rFonts w:ascii="맑은 고딕" w:hAnsi="맑은 고딕" w:eastAsia="맑은 고딕"/>
+          <w:b/>
+          <w:sz w:val="21"/>
+        </w:rPr>
+        <w:t>Show Token</w:t>
+      </w:r>
+      <w:r>
+        <w:rPr>
+          <w:rFonts w:ascii="맑은 고딕" w:hAnsi="맑은 고딕" w:eastAsia="맑은 고딕"/>
+          <w:b w:val="0"/>
+          <w:sz w:val="21"/>
+        </w:rPr>
+        <w:t xml:space="preserve"> 또는 복사 아이콘 → `eyJ0eXAiOi…` 로 시작하는 긴 문자열 </w:t>
+      </w:r>
+      <w:r>
+        <w:rPr>
+          <w:rFonts w:ascii="맑은 고딕" w:hAnsi="맑은 고딕" w:eastAsia="맑은 고딕"/>
+          <w:b/>
+          <w:sz w:val="21"/>
+        </w:rPr>
+        <w:t>전체</w:t>
+      </w:r>
+      <w:r>
+        <w:rPr>
+          <w:rFonts w:ascii="맑은 고딕" w:hAnsi="맑은 고딕" w:eastAsia="맑은 고딕"/>
+          <w:b w:val="0"/>
+          <w:sz w:val="21"/>
+        </w:rPr>
+        <w:t xml:space="preserve"> 복사</w:t>
+      </w:r>
+    </w:p>
+    <w:p>
+      <w:pPr>
+        <w:pStyle w:val="ListBullet"/>
+        <w:spacing w:after="60"/>
+        <w:ind w:left="454"/>
+      </w:pPr>
+      <w:r>
+        <w:rPr>
+          <w:rFonts w:ascii="맑은 고딕" w:hAnsi="맑은 고딕" w:eastAsia="맑은 고딕"/>
+          <w:b w:val="0"/>
+          <w:sz w:val="21"/>
+        </w:rPr>
+        <w:t>PowerShell 의 '여기 붙여넣고 Enter' 에 붙여넣고 Enter → `✅ Earthdata 토큰 확인 → …\.inframon\earthdata_token`</w:t>
+      </w:r>
+    </w:p>
+    <w:p>
+      <w:pPr>
+        <w:pStyle w:val="ListBullet"/>
+        <w:spacing w:after="60"/>
+        <w:ind w:left="454"/>
+      </w:pPr>
+      <w:r>
+        <w:rPr>
+          <w:rFonts w:ascii="맑은 고딕" w:hAnsi="맑은 고딕" w:eastAsia="맑은 고딕"/>
+          <w:b w:val="0"/>
+          <w:sz w:val="21"/>
+        </w:rPr>
+        <w:t xml:space="preserve">토큰은 비밀번호와 같습니다 — </w:t>
+      </w:r>
+      <w:r>
+        <w:rPr>
+          <w:rFonts w:ascii="맑은 고딕" w:hAnsi="맑은 고딕" w:eastAsia="맑은 고딕"/>
+          <w:b/>
+          <w:sz w:val="21"/>
+        </w:rPr>
+        <w:t>터미널에만</w:t>
+      </w:r>
+      <w:r>
+        <w:rPr>
+          <w:rFonts w:ascii="맑은 고딕" w:hAnsi="맑은 고딕" w:eastAsia="맑은 고딕"/>
+          <w:b w:val="0"/>
+          <w:sz w:val="21"/>
+        </w:rPr>
+        <w:t xml:space="preserve"> 붙여넣고 채팅·메일·문서에는 넣지 않습니다. 60일마다 프로그램이 자동 갱신합니다.</w:t>
+      </w:r>
+    </w:p>
+    <w:p>
+      <w:pPr>
+        <w:spacing w:after="120"/>
+      </w:pPr>
+      <w:r>
+        <w:rPr>
+          <w:rFonts w:ascii="맑은 고딕" w:hAnsi="맑은 고딕" w:eastAsia="맑은 고딕"/>
+          <w:b/>
+          <w:sz w:val="21"/>
+        </w:rPr>
+        <w:t>SLC 보관 폴더를 물으면</w:t>
+      </w:r>
+      <w:r>
+        <w:rPr>
+          <w:rFonts w:ascii="맑은 고딕" w:hAnsi="맑은 고딕" w:eastAsia="맑은 고딕"/>
+          <w:b w:val="0"/>
+          <w:sz w:val="21"/>
+        </w:rPr>
+        <w:t>: 드라이브별 여유 공간이 표시됩니다. 원하는 경로(예: `E:\SLC`)를 치거나 Enter(가장 큰 드라이브). 이미 정해져 있으면 현재 위치를 보여 주고 Enter = 유지, 새 경로 = 변경.</w:t>
       </w:r>
     </w:p>
     <w:p>

--- a/docs/inframon_워크플로우_안내서.docx
+++ b/docs/inframon_워크플로우_안내서.docx
@@ -966,8 +966,702 @@
           <w:color w:val="1F3A5F"/>
           <w:sz w:val="32"/>
         </w:rPr>
-        <w:t>3. 다른 컴퓨터에서 처음부터 (PowerShell)</w:t>
+        <w:t>3. 다른 컴퓨터에서 처음부터 — PowerShell 단계별</w:t>
       </w:r>
+    </w:p>
+    <w:p>
+      <w:pPr>
+        <w:spacing w:after="120"/>
+      </w:pPr>
+      <w:r>
+        <w:rPr>
+          <w:rFonts w:ascii="맑은 고딕" w:hAnsi="맑은 고딕" w:eastAsia="맑은 고딕"/>
+          <w:b w:val="0"/>
+          <w:sz w:val="21"/>
+        </w:rPr>
+        <w:t xml:space="preserve">아래 순서 그대로 하면 됩니다. 각 단계에 </w:t>
+      </w:r>
+      <w:r>
+        <w:rPr>
+          <w:rFonts w:ascii="맑은 고딕" w:hAnsi="맑은 고딕" w:eastAsia="맑은 고딕"/>
+          <w:b/>
+          <w:sz w:val="21"/>
+        </w:rPr>
+        <w:t>확인 ☐</w:t>
+      </w:r>
+      <w:r>
+        <w:rPr>
+          <w:rFonts w:ascii="맑은 고딕" w:hAnsi="맑은 고딕" w:eastAsia="맑은 고딕"/>
+          <w:b w:val="0"/>
+          <w:sz w:val="21"/>
+        </w:rPr>
+        <w:t xml:space="preserve"> 이 있으니 그것이 나오면 다음으로, 안 나오면 6장(막히면)으로. 처음 한 번은 10~20분, 그다음부터는 대시보드만 띄우면 됩니다.</w:t>
+      </w:r>
+    </w:p>
+    <w:tbl>
+      <w:tblPr>
+        <w:tblStyle w:val="TableGrid"/>
+        <w:tblW w:type="auto" w:w="0"/>
+        <w:jc w:val="center"/>
+        <w:tblLook w:firstColumn="1" w:firstRow="1" w:lastColumn="0" w:lastRow="0" w:noHBand="0" w:noVBand="1" w:val="04A0"/>
+      </w:tblPr>
+      <w:tblGrid>
+        <w:gridCol w:w="2436"/>
+        <w:gridCol w:w="2436"/>
+        <w:gridCol w:w="2436"/>
+        <w:gridCol w:w="2436"/>
+      </w:tblGrid>
+      <w:tr>
+        <w:tc>
+          <w:tcPr>
+            <w:tcW w:type="dxa" w:w="680"/>
+            <w:shd w:val="clear" w:color="auto" w:fill="DCE6F1"/>
+          </w:tcPr>
+          <w:p>
+            <w:r/>
+            <w:r>
+              <w:rPr>
+                <w:rFonts w:ascii="맑은 고딕" w:hAnsi="맑은 고딕" w:eastAsia="맑은 고딕"/>
+                <w:b/>
+                <w:sz w:val="19"/>
+              </w:rPr>
+              <w:t>단계</w:t>
+            </w:r>
+          </w:p>
+        </w:tc>
+        <w:tc>
+          <w:tcPr>
+            <w:tcW w:type="dxa" w:w="4876"/>
+            <w:shd w:val="clear" w:color="auto" w:fill="DCE6F1"/>
+          </w:tcPr>
+          <w:p>
+            <w:r/>
+            <w:r>
+              <w:rPr>
+                <w:rFonts w:ascii="맑은 고딕" w:hAnsi="맑은 고딕" w:eastAsia="맑은 고딕"/>
+                <w:b/>
+                <w:sz w:val="19"/>
+              </w:rPr>
+              <w:t>하는 것</w:t>
+            </w:r>
+          </w:p>
+        </w:tc>
+        <w:tc>
+          <w:tcPr>
+            <w:tcW w:type="dxa" w:w="1020"/>
+            <w:shd w:val="clear" w:color="auto" w:fill="DCE6F1"/>
+          </w:tcPr>
+          <w:p>
+            <w:r/>
+            <w:r>
+              <w:rPr>
+                <w:rFonts w:ascii="맑은 고딕" w:hAnsi="맑은 고딕" w:eastAsia="맑은 고딕"/>
+                <w:b/>
+                <w:sz w:val="19"/>
+              </w:rPr>
+              <w:t>시간</w:t>
+            </w:r>
+          </w:p>
+        </w:tc>
+        <w:tc>
+          <w:tcPr>
+            <w:tcW w:type="dxa" w:w="2494"/>
+            <w:shd w:val="clear" w:color="auto" w:fill="DCE6F1"/>
+          </w:tcPr>
+          <w:p>
+            <w:r/>
+            <w:r>
+              <w:rPr>
+                <w:rFonts w:ascii="맑은 고딕" w:hAnsi="맑은 고딕" w:eastAsia="맑은 고딕"/>
+                <w:b/>
+                <w:sz w:val="19"/>
+              </w:rPr>
+              <w:t>확인</w:t>
+            </w:r>
+          </w:p>
+        </w:tc>
+      </w:tr>
+      <w:tr>
+        <w:tc>
+          <w:tcPr>
+            <w:tcW w:type="dxa" w:w="680"/>
+          </w:tcPr>
+          <w:p>
+            <w:r/>
+            <w:r>
+              <w:rPr>
+                <w:rFonts w:ascii="맑은 고딕" w:hAnsi="맑은 고딕" w:eastAsia="맑은 고딕"/>
+                <w:b w:val="0"/>
+                <w:sz w:val="19"/>
+              </w:rPr>
+              <w:t>3.1</w:t>
+            </w:r>
+          </w:p>
+        </w:tc>
+        <w:tc>
+          <w:tcPr>
+            <w:tcW w:type="dxa" w:w="4876"/>
+          </w:tcPr>
+          <w:p>
+            <w:r/>
+            <w:r>
+              <w:rPr>
+                <w:rFonts w:ascii="맑은 고딕" w:hAnsi="맑은 고딕" w:eastAsia="맑은 고딕"/>
+                <w:b w:val="0"/>
+                <w:sz w:val="19"/>
+              </w:rPr>
+              <w:t xml:space="preserve">프로그램을 둘 폴더로 이동 → </w:t>
+            </w:r>
+            <w:r>
+              <w:rPr>
+                <w:rFonts w:ascii="맑은 고딕" w:hAnsi="맑은 고딕" w:eastAsia="맑은 고딕"/>
+                <w:b/>
+                <w:sz w:val="19"/>
+              </w:rPr>
+              <w:t>한 줄</w:t>
+            </w:r>
+            <w:r>
+              <w:rPr>
+                <w:rFonts w:ascii="맑은 고딕" w:hAnsi="맑은 고딕" w:eastAsia="맑은 고딕"/>
+                <w:b w:val="0"/>
+                <w:sz w:val="19"/>
+              </w:rPr>
+              <w:t xml:space="preserve"> 붙여넣기 (받기·파이썬 패키지·SNAP·snaphu 전부)</w:t>
+            </w:r>
+          </w:p>
+        </w:tc>
+        <w:tc>
+          <w:tcPr>
+            <w:tcW w:type="dxa" w:w="1020"/>
+          </w:tcPr>
+          <w:p>
+            <w:r/>
+            <w:r>
+              <w:rPr>
+                <w:rFonts w:ascii="맑은 고딕" w:hAnsi="맑은 고딕" w:eastAsia="맑은 고딕"/>
+                <w:b w:val="0"/>
+                <w:sz w:val="19"/>
+              </w:rPr>
+              <w:t>10~20분</w:t>
+            </w:r>
+          </w:p>
+        </w:tc>
+        <w:tc>
+          <w:tcPr>
+            <w:tcW w:type="dxa" w:w="2494"/>
+          </w:tcPr>
+          <w:p>
+            <w:r/>
+            <w:r>
+              <w:rPr>
+                <w:rFonts w:ascii="맑은 고딕" w:hAnsi="맑은 고딕" w:eastAsia="맑은 고딕"/>
+                <w:b w:val="0"/>
+                <w:sz w:val="19"/>
+              </w:rPr>
+              <w:t>`결과: snap ✅, snaphu ✅, earthdata ✅, slc_dir ✅`</w:t>
+            </w:r>
+          </w:p>
+        </w:tc>
+      </w:tr>
+      <w:tr>
+        <w:tc>
+          <w:tcPr>
+            <w:tcW w:type="dxa" w:w="680"/>
+          </w:tcPr>
+          <w:p>
+            <w:r/>
+            <w:r>
+              <w:rPr>
+                <w:rFonts w:ascii="맑은 고딕" w:hAnsi="맑은 고딕" w:eastAsia="맑은 고딕"/>
+                <w:b w:val="0"/>
+                <w:sz w:val="19"/>
+              </w:rPr>
+              <w:t>3.2</w:t>
+            </w:r>
+          </w:p>
+        </w:tc>
+        <w:tc>
+          <w:tcPr>
+            <w:tcW w:type="dxa" w:w="4876"/>
+          </w:tcPr>
+          <w:p>
+            <w:r/>
+            <w:r>
+              <w:rPr>
+                <w:rFonts w:ascii="맑은 고딕" w:hAnsi="맑은 고딕" w:eastAsia="맑은 고딕"/>
+                <w:b w:val="0"/>
+                <w:sz w:val="19"/>
+              </w:rPr>
+              <w:t xml:space="preserve">  ↳ 그 안에서 </w:t>
+            </w:r>
+            <w:r>
+              <w:rPr>
+                <w:rFonts w:ascii="맑은 고딕" w:hAnsi="맑은 고딕" w:eastAsia="맑은 고딕"/>
+                <w:b/>
+                <w:sz w:val="19"/>
+              </w:rPr>
+              <w:t>Earthdata 토큰</w:t>
+            </w:r>
+            <w:r>
+              <w:rPr>
+                <w:rFonts w:ascii="맑은 고딕" w:hAnsi="맑은 고딕" w:eastAsia="맑은 고딕"/>
+                <w:b w:val="0"/>
+                <w:sz w:val="19"/>
+              </w:rPr>
+              <w:t xml:space="preserve"> 붙여넣기 (브라우저가 열림)</w:t>
+            </w:r>
+          </w:p>
+        </w:tc>
+        <w:tc>
+          <w:tcPr>
+            <w:tcW w:type="dxa" w:w="1020"/>
+          </w:tcPr>
+          <w:p>
+            <w:r/>
+            <w:r>
+              <w:rPr>
+                <w:rFonts w:ascii="맑은 고딕" w:hAnsi="맑은 고딕" w:eastAsia="맑은 고딕"/>
+                <w:b w:val="0"/>
+                <w:sz w:val="19"/>
+              </w:rPr>
+              <w:t>1분</w:t>
+            </w:r>
+          </w:p>
+        </w:tc>
+        <w:tc>
+          <w:tcPr>
+            <w:tcW w:type="dxa" w:w="2494"/>
+          </w:tcPr>
+          <w:p>
+            <w:r/>
+            <w:r>
+              <w:rPr>
+                <w:rFonts w:ascii="맑은 고딕" w:hAnsi="맑은 고딕" w:eastAsia="맑은 고딕"/>
+                <w:b w:val="0"/>
+                <w:sz w:val="19"/>
+              </w:rPr>
+              <w:t>`✅ Earthdata 토큰 확인(CMR 200)`</w:t>
+            </w:r>
+          </w:p>
+        </w:tc>
+      </w:tr>
+      <w:tr>
+        <w:tc>
+          <w:tcPr>
+            <w:tcW w:type="dxa" w:w="680"/>
+          </w:tcPr>
+          <w:p>
+            <w:r/>
+            <w:r>
+              <w:rPr>
+                <w:rFonts w:ascii="맑은 고딕" w:hAnsi="맑은 고딕" w:eastAsia="맑은 고딕"/>
+                <w:b w:val="0"/>
+                <w:sz w:val="19"/>
+              </w:rPr>
+              <w:t>3.3</w:t>
+            </w:r>
+          </w:p>
+        </w:tc>
+        <w:tc>
+          <w:tcPr>
+            <w:tcW w:type="dxa" w:w="4876"/>
+          </w:tcPr>
+          <w:p>
+            <w:r/>
+            <w:r>
+              <w:rPr>
+                <w:rFonts w:ascii="맑은 고딕" w:hAnsi="맑은 고딕" w:eastAsia="맑은 고딕"/>
+                <w:b w:val="0"/>
+                <w:sz w:val="19"/>
+              </w:rPr>
+              <w:t xml:space="preserve">  ↳ 그 안에서 </w:t>
+            </w:r>
+            <w:r>
+              <w:rPr>
+                <w:rFonts w:ascii="맑은 고딕" w:hAnsi="맑은 고딕" w:eastAsia="맑은 고딕"/>
+                <w:b/>
+                <w:sz w:val="19"/>
+              </w:rPr>
+              <w:t>SLC 보관 폴더</w:t>
+            </w:r>
+            <w:r>
+              <w:rPr>
+                <w:rFonts w:ascii="맑은 고딕" w:hAnsi="맑은 고딕" w:eastAsia="맑은 고딕"/>
+                <w:b w:val="0"/>
+                <w:sz w:val="19"/>
+              </w:rPr>
+              <w:t xml:space="preserve"> 고르기</w:t>
+            </w:r>
+          </w:p>
+        </w:tc>
+        <w:tc>
+          <w:tcPr>
+            <w:tcW w:type="dxa" w:w="1020"/>
+          </w:tcPr>
+          <w:p>
+            <w:r/>
+            <w:r>
+              <w:rPr>
+                <w:rFonts w:ascii="맑은 고딕" w:hAnsi="맑은 고딕" w:eastAsia="맑은 고딕"/>
+                <w:b w:val="0"/>
+                <w:sz w:val="19"/>
+              </w:rPr>
+              <w:t>10초</w:t>
+            </w:r>
+          </w:p>
+        </w:tc>
+        <w:tc>
+          <w:tcPr>
+            <w:tcW w:type="dxa" w:w="2494"/>
+          </w:tcPr>
+          <w:p>
+            <w:r/>
+            <w:r>
+              <w:rPr>
+                <w:rFonts w:ascii="맑은 고딕" w:hAnsi="맑은 고딕" w:eastAsia="맑은 고딕"/>
+                <w:b w:val="0"/>
+                <w:sz w:val="19"/>
+              </w:rPr>
+              <w:t>`✅ SLC 보관 폴더 — E:\SLC`</w:t>
+            </w:r>
+          </w:p>
+        </w:tc>
+      </w:tr>
+      <w:tr>
+        <w:tc>
+          <w:tcPr>
+            <w:tcW w:type="dxa" w:w="680"/>
+          </w:tcPr>
+          <w:p>
+            <w:r/>
+            <w:r>
+              <w:rPr>
+                <w:rFonts w:ascii="맑은 고딕" w:hAnsi="맑은 고딕" w:eastAsia="맑은 고딕"/>
+                <w:b w:val="0"/>
+                <w:sz w:val="19"/>
+              </w:rPr>
+              <w:t>3.4</w:t>
+            </w:r>
+          </w:p>
+        </w:tc>
+        <w:tc>
+          <w:tcPr>
+            <w:tcW w:type="dxa" w:w="4876"/>
+          </w:tcPr>
+          <w:p>
+            <w:r/>
+            <w:r>
+              <w:rPr>
+                <w:rFonts w:ascii="맑은 고딕" w:hAnsi="맑은 고딕" w:eastAsia="맑은 고딕"/>
+                <w:b w:val="0"/>
+                <w:sz w:val="19"/>
+              </w:rPr>
+              <w:t>이 PC 에 뭐가 있나 (진단)</w:t>
+            </w:r>
+          </w:p>
+        </w:tc>
+        <w:tc>
+          <w:tcPr>
+            <w:tcW w:type="dxa" w:w="1020"/>
+          </w:tcPr>
+          <w:p>
+            <w:r/>
+            <w:r>
+              <w:rPr>
+                <w:rFonts w:ascii="맑은 고딕" w:hAnsi="맑은 고딕" w:eastAsia="맑은 고딕"/>
+                <w:b w:val="0"/>
+                <w:sz w:val="19"/>
+              </w:rPr>
+              <w:t>10초</w:t>
+            </w:r>
+          </w:p>
+        </w:tc>
+        <w:tc>
+          <w:tcPr>
+            <w:tcW w:type="dxa" w:w="2494"/>
+          </w:tcPr>
+          <w:p>
+            <w:r/>
+            <w:r>
+              <w:rPr>
+                <w:rFonts w:ascii="맑은 고딕" w:hAnsi="맑은 고딕" w:eastAsia="맑은 고딕"/>
+                <w:b w:val="0"/>
+                <w:sz w:val="19"/>
+              </w:rPr>
+              <w:t>[외부 도구·자격] 네 줄 전부 ✅</w:t>
+            </w:r>
+          </w:p>
+        </w:tc>
+      </w:tr>
+      <w:tr>
+        <w:tc>
+          <w:tcPr>
+            <w:tcW w:type="dxa" w:w="680"/>
+          </w:tcPr>
+          <w:p>
+            <w:r/>
+            <w:r>
+              <w:rPr>
+                <w:rFonts w:ascii="맑은 고딕" w:hAnsi="맑은 고딕" w:eastAsia="맑은 고딕"/>
+                <w:b w:val="0"/>
+                <w:sz w:val="19"/>
+              </w:rPr>
+              <w:t>3.5</w:t>
+            </w:r>
+          </w:p>
+        </w:tc>
+        <w:tc>
+          <w:tcPr>
+            <w:tcW w:type="dxa" w:w="4876"/>
+          </w:tcPr>
+          <w:p>
+            <w:r/>
+            <w:r>
+              <w:rPr>
+                <w:rFonts w:ascii="맑은 고딕" w:hAnsi="맑은 고딕" w:eastAsia="맑은 고딕"/>
+                <w:b w:val="0"/>
+                <w:sz w:val="19"/>
+              </w:rPr>
+              <w:t>먼저 되는 것으로 한 번 (정자교 시연)</w:t>
+            </w:r>
+          </w:p>
+        </w:tc>
+        <w:tc>
+          <w:tcPr>
+            <w:tcW w:type="dxa" w:w="1020"/>
+          </w:tcPr>
+          <w:p>
+            <w:r/>
+            <w:r>
+              <w:rPr>
+                <w:rFonts w:ascii="맑은 고딕" w:hAnsi="맑은 고딕" w:eastAsia="맑은 고딕"/>
+                <w:b w:val="0"/>
+                <w:sz w:val="19"/>
+              </w:rPr>
+              <w:t>44초</w:t>
+            </w:r>
+          </w:p>
+        </w:tc>
+        <w:tc>
+          <w:tcPr>
+            <w:tcW w:type="dxa" w:w="2494"/>
+          </w:tcPr>
+          <w:p>
+            <w:r/>
+            <w:r>
+              <w:rPr>
+                <w:rFonts w:ascii="맑은 고딕" w:hAnsi="맑은 고딕" w:eastAsia="맑은 고딕"/>
+                <w:b w:val="0"/>
+                <w:sz w:val="19"/>
+              </w:rPr>
+              <w:t>`⑩ 결과 문서` · `rc=0` · 창 4개</w:t>
+            </w:r>
+          </w:p>
+        </w:tc>
+      </w:tr>
+      <w:tr>
+        <w:tc>
+          <w:tcPr>
+            <w:tcW w:type="dxa" w:w="680"/>
+          </w:tcPr>
+          <w:p>
+            <w:r/>
+            <w:r>
+              <w:rPr>
+                <w:rFonts w:ascii="맑은 고딕" w:hAnsi="맑은 고딕" w:eastAsia="맑은 고딕"/>
+                <w:b w:val="0"/>
+                <w:sz w:val="19"/>
+              </w:rPr>
+              <w:t>3.6</w:t>
+            </w:r>
+          </w:p>
+        </w:tc>
+        <w:tc>
+          <w:tcPr>
+            <w:tcW w:type="dxa" w:w="4876"/>
+          </w:tcPr>
+          <w:p>
+            <w:r/>
+            <w:r>
+              <w:rPr>
+                <w:rFonts w:ascii="맑은 고딕" w:hAnsi="맑은 고딕" w:eastAsia="맑은 고딕"/>
+                <w:b w:val="0"/>
+                <w:sz w:val="19"/>
+              </w:rPr>
+              <w:t>새 교량 — 계획만</w:t>
+            </w:r>
+          </w:p>
+        </w:tc>
+        <w:tc>
+          <w:tcPr>
+            <w:tcW w:type="dxa" w:w="1020"/>
+          </w:tcPr>
+          <w:p>
+            <w:r/>
+            <w:r>
+              <w:rPr>
+                <w:rFonts w:ascii="맑은 고딕" w:hAnsi="맑은 고딕" w:eastAsia="맑은 고딕"/>
+                <w:b w:val="0"/>
+                <w:sz w:val="19"/>
+              </w:rPr>
+              <w:t>1분</w:t>
+            </w:r>
+          </w:p>
+        </w:tc>
+        <w:tc>
+          <w:tcPr>
+            <w:tcW w:type="dxa" w:w="2494"/>
+          </w:tcPr>
+          <w:p>
+            <w:r/>
+            <w:r>
+              <w:rPr>
+                <w:rFonts w:ascii="맑은 고딕" w:hAnsi="맑은 고딕" w:eastAsia="맑은 고딕"/>
+                <w:b w:val="0"/>
+                <w:sz w:val="19"/>
+              </w:rPr>
+              <w:t>`②④ SLC·트랙·프레임 … N장`</w:t>
+            </w:r>
+          </w:p>
+        </w:tc>
+      </w:tr>
+      <w:tr>
+        <w:tc>
+          <w:tcPr>
+            <w:tcW w:type="dxa" w:w="680"/>
+          </w:tcPr>
+          <w:p>
+            <w:r/>
+            <w:r>
+              <w:rPr>
+                <w:rFonts w:ascii="맑은 고딕" w:hAnsi="맑은 고딕" w:eastAsia="맑은 고딕"/>
+                <w:b w:val="0"/>
+                <w:sz w:val="19"/>
+              </w:rPr>
+              <w:t>3.7</w:t>
+            </w:r>
+          </w:p>
+        </w:tc>
+        <w:tc>
+          <w:tcPr>
+            <w:tcW w:type="dxa" w:w="4876"/>
+          </w:tcPr>
+          <w:p>
+            <w:r/>
+            <w:r>
+              <w:rPr>
+                <w:rFonts w:ascii="맑은 고딕" w:hAnsi="맑은 고딕" w:eastAsia="맑은 고딕"/>
+                <w:b w:val="0"/>
+                <w:sz w:val="19"/>
+              </w:rPr>
+              <w:t>새 교량 — 끝까지 (SLC 다운로드 → InSAR → 트윈)</w:t>
+            </w:r>
+          </w:p>
+        </w:tc>
+        <w:tc>
+          <w:tcPr>
+            <w:tcW w:type="dxa" w:w="1020"/>
+          </w:tcPr>
+          <w:p>
+            <w:r/>
+            <w:r>
+              <w:rPr>
+                <w:rFonts w:ascii="맑은 고딕" w:hAnsi="맑은 고딕" w:eastAsia="맑은 고딕"/>
+                <w:b w:val="0"/>
+                <w:sz w:val="19"/>
+              </w:rPr>
+              <w:t>1~3시간</w:t>
+            </w:r>
+          </w:p>
+        </w:tc>
+        <w:tc>
+          <w:tcPr>
+            <w:tcW w:type="dxa" w:w="2494"/>
+          </w:tcPr>
+          <w:p>
+            <w:r/>
+            <w:r>
+              <w:rPr>
+                <w:rFonts w:ascii="맑은 고딕" w:hAnsi="맑은 고딕" w:eastAsia="맑은 고딕"/>
+                <w:b w:val="0"/>
+                <w:sz w:val="19"/>
+              </w:rPr>
+              <w:t>`docs\bridges\&lt;교량&gt;\결과.md`</w:t>
+            </w:r>
+          </w:p>
+        </w:tc>
+      </w:tr>
+      <w:tr>
+        <w:tc>
+          <w:tcPr>
+            <w:tcW w:type="dxa" w:w="680"/>
+          </w:tcPr>
+          <w:p>
+            <w:r/>
+            <w:r>
+              <w:rPr>
+                <w:rFonts w:ascii="맑은 고딕" w:hAnsi="맑은 고딕" w:eastAsia="맑은 고딕"/>
+                <w:b w:val="0"/>
+                <w:sz w:val="19"/>
+              </w:rPr>
+              <w:t>3.8</w:t>
+            </w:r>
+          </w:p>
+        </w:tc>
+        <w:tc>
+          <w:tcPr>
+            <w:tcW w:type="dxa" w:w="4876"/>
+          </w:tcPr>
+          <w:p>
+            <w:r/>
+            <w:r>
+              <w:rPr>
+                <w:rFonts w:ascii="맑은 고딕" w:hAnsi="맑은 고딕" w:eastAsia="맑은 고딕"/>
+                <w:b w:val="0"/>
+                <w:sz w:val="19"/>
+              </w:rPr>
+              <w:t>결과 보기</w:t>
+            </w:r>
+          </w:p>
+        </w:tc>
+        <w:tc>
+          <w:tcPr>
+            <w:tcW w:type="dxa" w:w="1020"/>
+          </w:tcPr>
+          <w:p>
+            <w:r/>
+            <w:r>
+              <w:rPr>
+                <w:rFonts w:ascii="맑은 고딕" w:hAnsi="맑은 고딕" w:eastAsia="맑은 고딕"/>
+                <w:b w:val="0"/>
+                <w:sz w:val="19"/>
+              </w:rPr>
+              <w:t>—</w:t>
+            </w:r>
+          </w:p>
+        </w:tc>
+        <w:tc>
+          <w:tcPr>
+            <w:tcW w:type="dxa" w:w="2494"/>
+          </w:tcPr>
+          <w:p>
+            <w:r/>
+            <w:r>
+              <w:rPr>
+                <w:rFonts w:ascii="맑은 고딕" w:hAnsi="맑은 고딕" w:eastAsia="맑은 고딕"/>
+                <w:b w:val="0"/>
+                <w:sz w:val="19"/>
+              </w:rPr>
+              <w:t>twin.viewer.html 더블클릭</w:t>
+            </w:r>
+          </w:p>
+        </w:tc>
+      </w:tr>
+    </w:tbl>
+    <w:p>
+      <w:pPr>
+        <w:spacing w:after="80"/>
+      </w:pPr>
     </w:p>
     <w:p>
       <w:pPr>
@@ -980,7 +1674,7 @@
           <w:color w:val="1F3A5F"/>
           <w:sz w:val="26"/>
         </w:rPr>
-        <w:t>3.1 준비물</w:t>
+        <w:t>3.0 미리 있어야 하는 것</w:t>
       </w:r>
     </w:p>
     <w:tbl>
@@ -998,7 +1692,7 @@
       <w:tr>
         <w:tc>
           <w:tcPr>
-            <w:tcW w:type="dxa" w:w="1814"/>
+            <w:tcW w:type="dxa" w:w="1701"/>
             <w:shd w:val="clear" w:color="auto" w:fill="DCE6F1"/>
           </w:tcPr>
           <w:p>
@@ -1007,7 +1701,7 @@
         </w:tc>
         <w:tc>
           <w:tcPr>
-            <w:tcW w:type="dxa" w:w="4762"/>
+            <w:tcW w:type="dxa" w:w="3969"/>
             <w:shd w:val="clear" w:color="auto" w:fill="DCE6F1"/>
           </w:tcPr>
           <w:p>
@@ -1018,13 +1712,13 @@
                 <w:b/>
                 <w:sz w:val="19"/>
               </w:rPr>
-              <w:t>필요</w:t>
+              <w:t>무엇</w:t>
             </w:r>
           </w:p>
         </w:tc>
         <w:tc>
           <w:tcPr>
-            <w:tcW w:type="dxa" w:w="2494"/>
+            <w:tcW w:type="dxa" w:w="3402"/>
             <w:shd w:val="clear" w:color="auto" w:fill="DCE6F1"/>
           </w:tcPr>
           <w:p>
@@ -1035,7 +1729,7 @@
                 <w:b/>
                 <w:sz w:val="19"/>
               </w:rPr>
-              <w:t>쓰는 곳</w:t>
+              <w:t>없으면</w:t>
             </w:r>
           </w:p>
         </w:tc>
@@ -1043,7 +1737,7 @@
       <w:tr>
         <w:tc>
           <w:tcPr>
-            <w:tcW w:type="dxa" w:w="1814"/>
+            <w:tcW w:type="dxa" w:w="1701"/>
           </w:tcPr>
           <w:p>
             <w:r/>
@@ -1059,7 +1753,7 @@
         </w:tc>
         <w:tc>
           <w:tcPr>
-            <w:tcW w:type="dxa" w:w="4762"/>
+            <w:tcW w:type="dxa" w:w="3969"/>
           </w:tcPr>
           <w:p>
             <w:r/>
@@ -1069,13 +1763,13 @@
                 <w:b w:val="0"/>
                 <w:sz w:val="19"/>
               </w:rPr>
-              <w:t>python.org — 설치 시 'Add python.exe to PATH' 체크</w:t>
+              <w:t>python.org — 설치 화면에서 'Add python.exe to PATH' 체크</w:t>
             </w:r>
           </w:p>
         </w:tc>
         <w:tc>
           <w:tcPr>
-            <w:tcW w:type="dxa" w:w="2494"/>
+            <w:tcW w:type="dxa" w:w="3402"/>
           </w:tcPr>
           <w:p>
             <w:r/>
@@ -1085,7 +1779,7 @@
                 <w:b w:val="0"/>
                 <w:sz w:val="19"/>
               </w:rPr>
-              <w:t>전부</w:t>
+              <w:t>3.1 의 한 줄이 winget 으로 깔아 줌</w:t>
             </w:r>
           </w:p>
         </w:tc>
@@ -1093,7 +1787,7 @@
       <w:tr>
         <w:tc>
           <w:tcPr>
-            <w:tcW w:type="dxa" w:w="1814"/>
+            <w:tcW w:type="dxa" w:w="1701"/>
           </w:tcPr>
           <w:p>
             <w:r/>
@@ -1109,7 +1803,7 @@
         </w:tc>
         <w:tc>
           <w:tcPr>
-            <w:tcW w:type="dxa" w:w="4762"/>
+            <w:tcW w:type="dxa" w:w="3969"/>
           </w:tcPr>
           <w:p>
             <w:r/>
@@ -1125,7 +1819,7 @@
         </w:tc>
         <w:tc>
           <w:tcPr>
-            <w:tcW w:type="dxa" w:w="2494"/>
+            <w:tcW w:type="dxa" w:w="3402"/>
           </w:tcPr>
           <w:p>
             <w:r/>
@@ -1135,7 +1829,7 @@
                 <w:b w:val="0"/>
                 <w:sz w:val="19"/>
               </w:rPr>
-              <w:t>받기</w:t>
+              <w:t>3.1 의 한 줄이 winget 으로 깔아 줌 (그것도 안 되면 zip 으로 받음)</w:t>
             </w:r>
           </w:p>
         </w:tc>
@@ -1143,7 +1837,7 @@
       <w:tr>
         <w:tc>
           <w:tcPr>
-            <w:tcW w:type="dxa" w:w="1814"/>
+            <w:tcW w:type="dxa" w:w="1701"/>
           </w:tcPr>
           <w:p>
             <w:r/>
@@ -1159,7 +1853,7 @@
         </w:tc>
         <w:tc>
           <w:tcPr>
-            <w:tcW w:type="dxa" w:w="4762"/>
+            <w:tcW w:type="dxa" w:w="3969"/>
           </w:tcPr>
           <w:p>
             <w:r/>
@@ -1169,13 +1863,39 @@
                 <w:b w:val="0"/>
                 <w:sz w:val="19"/>
               </w:rPr>
-              <w:t>urs.earthdata.nasa.gov 가입(무료, 3분). 토큰은 3.2 가 브라우저를 열어 주면 붙여넣기</w:t>
+              <w:t>https://urs.earthdata.nasa.gov/users/new — 무료, 3분, 메일 인증</w:t>
             </w:r>
           </w:p>
         </w:tc>
         <w:tc>
           <w:tcPr>
-            <w:tcW w:type="dxa" w:w="2494"/>
+            <w:tcW w:type="dxa" w:w="3402"/>
+          </w:tcPr>
+          <w:p>
+            <w:r/>
+            <w:r>
+              <w:rPr>
+                <w:rFonts w:ascii="맑은 고딕" w:hAnsi="맑은 고딕" w:eastAsia="맑은 고딕"/>
+                <w:b/>
+                <w:sz w:val="19"/>
+              </w:rPr>
+              <w:t>사람이 직접</w:t>
+            </w:r>
+            <w:r>
+              <w:rPr>
+                <w:rFonts w:ascii="맑은 고딕" w:hAnsi="맑은 고딕" w:eastAsia="맑은 고딕"/>
+                <w:b w:val="0"/>
+                <w:sz w:val="19"/>
+              </w:rPr>
+              <w:t xml:space="preserve"> 가입해야 함 — 프로그램이 대신 못 하는 유일한 것</w:t>
+            </w:r>
+          </w:p>
+        </w:tc>
+      </w:tr>
+      <w:tr>
+        <w:tc>
+          <w:tcPr>
+            <w:tcW w:type="dxa" w:w="1701"/>
           </w:tcPr>
           <w:p>
             <w:r/>
@@ -1185,15 +1905,13 @@
                 <w:b w:val="0"/>
                 <w:sz w:val="19"/>
               </w:rPr>
-              <w:t>⓪ SLC 다운로드</w:t>
+              <w:t>디스크</w:t>
             </w:r>
           </w:p>
         </w:tc>
-      </w:tr>
-      <w:tr>
         <w:tc>
           <w:tcPr>
-            <w:tcW w:type="dxa" w:w="1814"/>
+            <w:tcW w:type="dxa" w:w="3969"/>
           </w:tcPr>
           <w:p>
             <w:r/>
@@ -1203,13 +1921,13 @@
                 <w:b w:val="0"/>
                 <w:sz w:val="19"/>
               </w:rPr>
-              <w:t>SNAP</w:t>
+              <w:t>SLC 1장 4~8 GB × 교량당 30~50장 → 200~400 GB</w:t>
             </w:r>
           </w:p>
         </w:tc>
         <w:tc>
           <w:tcPr>
-            <w:tcW w:type="dxa" w:w="4762"/>
+            <w:tcW w:type="dxa" w:w="3402"/>
           </w:tcPr>
           <w:p>
             <w:r/>
@@ -1219,123 +1937,7 @@
                 <w:b w:val="0"/>
                 <w:sz w:val="19"/>
               </w:rPr>
-              <w:t>3.2 가 1.1 GB 내려받아 무인 설치 (직접: step.esa.int)</w:t>
-            </w:r>
-          </w:p>
-        </w:tc>
-        <w:tc>
-          <w:tcPr>
-            <w:tcW w:type="dxa" w:w="2494"/>
-          </w:tcPr>
-          <w:p>
-            <w:r/>
-            <w:r>
-              <w:rPr>
-                <w:rFonts w:ascii="맑은 고딕" w:hAnsi="맑은 고딕" w:eastAsia="맑은 고딕"/>
-                <w:b w:val="0"/>
-                <w:sz w:val="19"/>
-              </w:rPr>
-              <w:t>⓪ InSAR 처리</w:t>
-            </w:r>
-          </w:p>
-        </w:tc>
-      </w:tr>
-      <w:tr>
-        <w:tc>
-          <w:tcPr>
-            <w:tcW w:type="dxa" w:w="1814"/>
-          </w:tcPr>
-          <w:p>
-            <w:r/>
-            <w:r>
-              <w:rPr>
-                <w:rFonts w:ascii="맑은 고딕" w:hAnsi="맑은 고딕" w:eastAsia="맑은 고딕"/>
-                <w:b w:val="0"/>
-                <w:sz w:val="19"/>
-              </w:rPr>
-              <w:t>snaphu(WSL)</w:t>
-            </w:r>
-          </w:p>
-        </w:tc>
-        <w:tc>
-          <w:tcPr>
-            <w:tcW w:type="dxa" w:w="4762"/>
-          </w:tcPr>
-          <w:p>
-            <w:r/>
-            <w:r>
-              <w:rPr>
-                <w:rFonts w:ascii="맑은 고딕" w:hAnsi="맑은 고딕" w:eastAsia="맑은 고딕"/>
-                <w:b w:val="0"/>
-                <w:sz w:val="19"/>
-              </w:rPr>
-              <w:t>3.2 가 WSL 안에 apt 설치. WSL 이 없으면 설치를 걸고 재부팅 안내</w:t>
-            </w:r>
-          </w:p>
-        </w:tc>
-        <w:tc>
-          <w:tcPr>
-            <w:tcW w:type="dxa" w:w="2494"/>
-          </w:tcPr>
-          <w:p>
-            <w:r/>
-            <w:r>
-              <w:rPr>
-                <w:rFonts w:ascii="맑은 고딕" w:hAnsi="맑은 고딕" w:eastAsia="맑은 고딕"/>
-                <w:b w:val="0"/>
-                <w:sz w:val="19"/>
-              </w:rPr>
-              <w:t>⓪ 언래핑</w:t>
-            </w:r>
-          </w:p>
-        </w:tc>
-      </w:tr>
-      <w:tr>
-        <w:tc>
-          <w:tcPr>
-            <w:tcW w:type="dxa" w:w="1814"/>
-          </w:tcPr>
-          <w:p>
-            <w:r/>
-            <w:r>
-              <w:rPr>
-                <w:rFonts w:ascii="맑은 고딕" w:hAnsi="맑은 고딕" w:eastAsia="맑은 고딕"/>
-                <w:b w:val="0"/>
-                <w:sz w:val="19"/>
-              </w:rPr>
-              <w:t>SLC 보관 폴더</w:t>
-            </w:r>
-          </w:p>
-        </w:tc>
-        <w:tc>
-          <w:tcPr>
-            <w:tcW w:type="dxa" w:w="4762"/>
-          </w:tcPr>
-          <w:p>
-            <w:r/>
-            <w:r>
-              <w:rPr>
-                <w:rFonts w:ascii="맑은 고딕" w:hAnsi="맑은 고딕" w:eastAsia="맑은 고딕"/>
-                <w:b w:val="0"/>
-                <w:sz w:val="19"/>
-              </w:rPr>
-              <w:t>3.2 가 드라이브를 묻고 폴더를 만듦 (장당 4~8 GB, 교량당 200~400 GB → 큰 드라이브)</w:t>
-            </w:r>
-          </w:p>
-        </w:tc>
-        <w:tc>
-          <w:tcPr>
-            <w:tcW w:type="dxa" w:w="2494"/>
-          </w:tcPr>
-          <w:p>
-            <w:r/>
-            <w:r>
-              <w:rPr>
-                <w:rFonts w:ascii="맑은 고딕" w:hAnsi="맑은 고딕" w:eastAsia="맑은 고딕"/>
-                <w:b w:val="0"/>
-                <w:sz w:val="19"/>
-              </w:rPr>
-              <w:t>⓪ 다운로드가 떨어지는 곳</w:t>
+              <w:t>큰 드라이브를 3.3 에서 고른다</w:t>
             </w:r>
           </w:p>
         </w:tc>
@@ -1356,39 +1958,7 @@
           <w:b w:val="0"/>
           <w:sz w:val="21"/>
         </w:rPr>
-        <w:t xml:space="preserve">트랙이 이미 있는 교량(정자교·청양교·내곡교 등)만 돌리면 </w:t>
-      </w:r>
-      <w:r>
-        <w:rPr>
-          <w:rFonts w:ascii="맑은 고딕" w:hAnsi="맑은 고딕" w:eastAsia="맑은 고딕"/>
-          <w:b/>
-          <w:sz w:val="21"/>
-        </w:rPr>
-        <w:t>Python·Git 만</w:t>
-      </w:r>
-      <w:r>
-        <w:rPr>
-          <w:rFonts w:ascii="맑은 고딕" w:hAnsi="맑은 고딕" w:eastAsia="맑은 고딕"/>
-          <w:b w:val="0"/>
-          <w:sz w:val="21"/>
-        </w:rPr>
-        <w:t xml:space="preserve"> 있으면 됩니다. 사람이 직접 해야 하는 것은 </w:t>
-      </w:r>
-      <w:r>
-        <w:rPr>
-          <w:rFonts w:ascii="맑은 고딕" w:hAnsi="맑은 고딕" w:eastAsia="맑은 고딕"/>
-          <w:b/>
-          <w:sz w:val="21"/>
-        </w:rPr>
-        <w:t>Earthdata 가입</w:t>
-      </w:r>
-      <w:r>
-        <w:rPr>
-          <w:rFonts w:ascii="맑은 고딕" w:hAnsi="맑은 고딕" w:eastAsia="맑은 고딕"/>
-          <w:b w:val="0"/>
-          <w:sz w:val="21"/>
-        </w:rPr>
-        <w:t xml:space="preserve"> 하나 — 나머지는 3.2 한 줄이 받아서 설치합니다.</w:t>
+        <w:t>SNAP·snaphu·토큰 저장·SLC 폴더는 3.1 한 줄이 받아서 준비합니다. 트랙이 이미 있는 교량(정자교·청양교·내곡교 등)만 볼 거면 Python·Git 만 있으면 됩니다.</w:t>
       </w:r>
     </w:p>
     <w:p>
@@ -1402,7 +1972,7 @@
           <w:color w:val="1F3A5F"/>
           <w:sz w:val="26"/>
         </w:rPr>
-        <w:t>3.2 받기·설치 — 원하는 폴더에서 (10~20분)</w:t>
+        <w:t>3.1 폴더로 이동 → 한 줄 (10~20분)</w:t>
       </w:r>
     </w:p>
     <w:p>
@@ -1415,7 +1985,7 @@
           <w:b w:val="0"/>
           <w:sz w:val="21"/>
         </w:rPr>
-        <w:t xml:space="preserve">PowerShell(Win + X → 터미널)을 열고, </w:t>
+        <w:t xml:space="preserve">PowerShell 을 엽니다(Win + X → 터미널). </w:t>
       </w:r>
       <w:r>
         <w:rPr>
@@ -1431,7 +2001,7 @@
           <w:b w:val="0"/>
           <w:sz w:val="21"/>
         </w:rPr>
-        <w:t>합니다. 그 아래에 `inframon` 폴더가 생깁니다. 그다음 한 줄 — Python·Git 이 없으면 깔고, 받고, 파이썬 패키지 전부와 SNAP·snaphu 를 설치하고, Earthdata 토큰은 브라우저를 열어 붙여넣게 하고, SLC 보관 드라이브를 묻고, 데모와 대시보드까지 띄웁니다.</w:t>
+        <w:t>합니다 — 그 아래에 `inframon` 폴더가 생깁니다. 그다음 한 줄을 붙여넣고 Enter.</w:t>
       </w:r>
     </w:p>
     <w:p>
@@ -1447,7 +2017,7 @@
           <w:color w:val="1B2631"/>
           <w:sz w:val="19"/>
         </w:rPr>
-        <w:t>cd E:\                                                                              # ① 프로그램을 둘 곳</w:t>
+        <w:t>cd E:\                                                                              # ① 프로그램을 둘 곳 (원하는 드라이브·폴더)</w:t>
         <w:br/>
       </w:r>
       <w:r>
@@ -1470,7 +2040,165 @@
           <w:b w:val="0"/>
           <w:sz w:val="21"/>
         </w:rPr>
-        <w:t>손으로 하려면 (같은 폴더에서):</w:t>
+        <w:t>이 한 줄이 순서대로:</w:t>
+      </w:r>
+    </w:p>
+    <w:p>
+      <w:pPr>
+        <w:pStyle w:val="ListBullet"/>
+        <w:spacing w:after="60"/>
+        <w:ind w:left="454"/>
+      </w:pPr>
+      <w:r>
+        <w:rPr>
+          <w:rFonts w:ascii="맑은 고딕" w:hAnsi="맑은 고딕" w:eastAsia="맑은 고딕"/>
+          <w:b w:val="0"/>
+          <w:sz w:val="21"/>
+        </w:rPr>
+        <w:t>Python·Git 확인 — 없으면 winget 으로 설치</w:t>
+      </w:r>
+    </w:p>
+    <w:p>
+      <w:pPr>
+        <w:pStyle w:val="ListBullet"/>
+        <w:spacing w:after="60"/>
+        <w:ind w:left="454"/>
+      </w:pPr>
+      <w:r>
+        <w:rPr>
+          <w:rFonts w:ascii="맑은 고딕" w:hAnsi="맑은 고딕" w:eastAsia="맑은 고딕"/>
+          <w:b w:val="0"/>
+          <w:sz w:val="21"/>
+        </w:rPr>
+        <w:t>GitHub 에서 받기 → `E:\inframon` (이미 있으면 git pull 로 갱신)</w:t>
+      </w:r>
+    </w:p>
+    <w:p>
+      <w:pPr>
+        <w:pStyle w:val="ListBullet"/>
+        <w:spacing w:after="60"/>
+        <w:ind w:left="454"/>
+      </w:pPr>
+      <w:r>
+        <w:rPr>
+          <w:rFonts w:ascii="맑은 고딕" w:hAnsi="맑은 고딕" w:eastAsia="맑은 고딕"/>
+          <w:b w:val="0"/>
+          <w:sz w:val="21"/>
+        </w:rPr>
+        <w:t>가상환경 `.venv` 만들고 파이썬 패키지 전부(torch·scipy·pyproj·rasterio·asf_search·streamlit 등) 설치 — 5~10분</w:t>
+      </w:r>
+    </w:p>
+    <w:p>
+      <w:pPr>
+        <w:pStyle w:val="ListBullet"/>
+        <w:spacing w:after="60"/>
+        <w:ind w:left="454"/>
+      </w:pPr>
+      <w:r>
+        <w:rPr>
+          <w:rFonts w:ascii="맑은 고딕" w:hAnsi="맑은 고딕" w:eastAsia="맑은 고딕"/>
+          <w:b/>
+          <w:sz w:val="21"/>
+        </w:rPr>
+        <w:t>SNAP</w:t>
+      </w:r>
+      <w:r>
+        <w:rPr>
+          <w:rFonts w:ascii="맑은 고딕" w:hAnsi="맑은 고딕" w:eastAsia="맑은 고딕"/>
+          <w:b w:val="0"/>
+          <w:sz w:val="21"/>
+        </w:rPr>
+        <w:t xml:space="preserve"> 1.1 GB 내려받아 무인 설치 (이미 있으면 건너뜀) · </w:t>
+      </w:r>
+      <w:r>
+        <w:rPr>
+          <w:rFonts w:ascii="맑은 고딕" w:hAnsi="맑은 고딕" w:eastAsia="맑은 고딕"/>
+          <w:b/>
+          <w:sz w:val="21"/>
+        </w:rPr>
+        <w:t>snaphu</w:t>
+      </w:r>
+      <w:r>
+        <w:rPr>
+          <w:rFonts w:ascii="맑은 고딕" w:hAnsi="맑은 고딕" w:eastAsia="맑은 고딕"/>
+          <w:b w:val="0"/>
+          <w:sz w:val="21"/>
+        </w:rPr>
+        <w:t xml:space="preserve"> WSL 안에 설치 (WSL 없으면 설치 걸고 재부팅 안내)</w:t>
+      </w:r>
+    </w:p>
+    <w:p>
+      <w:pPr>
+        <w:pStyle w:val="ListBullet"/>
+        <w:spacing w:after="60"/>
+        <w:ind w:left="454"/>
+      </w:pPr>
+      <w:r>
+        <w:rPr>
+          <w:rFonts w:ascii="맑은 고딕" w:hAnsi="맑은 고딕" w:eastAsia="맑은 고딕"/>
+          <w:b/>
+          <w:sz w:val="21"/>
+        </w:rPr>
+        <w:t>Earthdata 토큰</w:t>
+      </w:r>
+      <w:r>
+        <w:rPr>
+          <w:rFonts w:ascii="맑은 고딕" w:hAnsi="맑은 고딕" w:eastAsia="맑은 고딕"/>
+          <w:b w:val="0"/>
+          <w:sz w:val="21"/>
+        </w:rPr>
+        <w:t xml:space="preserve"> — 브라우저를 열고 붙여넣기 기다림 → 3.2</w:t>
+      </w:r>
+    </w:p>
+    <w:p>
+      <w:pPr>
+        <w:pStyle w:val="ListBullet"/>
+        <w:spacing w:after="60"/>
+        <w:ind w:left="454"/>
+      </w:pPr>
+      <w:r>
+        <w:rPr>
+          <w:rFonts w:ascii="맑은 고딕" w:hAnsi="맑은 고딕" w:eastAsia="맑은 고딕"/>
+          <w:b/>
+          <w:sz w:val="21"/>
+        </w:rPr>
+        <w:t>SLC 보관 폴더</w:t>
+      </w:r>
+      <w:r>
+        <w:rPr>
+          <w:rFonts w:ascii="맑은 고딕" w:hAnsi="맑은 고딕" w:eastAsia="맑은 고딕"/>
+          <w:b w:val="0"/>
+          <w:sz w:val="21"/>
+        </w:rPr>
+        <w:t xml:space="preserve"> — 드라이브를 묻는다 → 3.3</w:t>
+      </w:r>
+    </w:p>
+    <w:p>
+      <w:pPr>
+        <w:pStyle w:val="ListBullet"/>
+        <w:spacing w:after="60"/>
+        <w:ind w:left="454"/>
+      </w:pPr>
+      <w:r>
+        <w:rPr>
+          <w:rFonts w:ascii="맑은 고딕" w:hAnsi="맑은 고딕" w:eastAsia="맑은 고딕"/>
+          <w:b w:val="0"/>
+          <w:sz w:val="21"/>
+        </w:rPr>
+        <w:t>데모 → 진단 → 브라우저에 대시보드 http://localhost:8501 (끄려면 Ctrl + C)</w:t>
+      </w:r>
+    </w:p>
+    <w:p>
+      <w:pPr>
+        <w:spacing w:after="120"/>
+      </w:pPr>
+      <w:r>
+        <w:rPr>
+          <w:rFonts w:ascii="맑은 고딕" w:hAnsi="맑은 고딕" w:eastAsia="맑은 고딕"/>
+          <w:b w:val="0"/>
+          <w:sz w:val="21"/>
+        </w:rPr>
+        <w:t>손으로 하려면 (같은 폴더에서, 한 줄과 같은 일):</w:t>
       </w:r>
     </w:p>
     <w:p>
@@ -1521,23 +2249,17 @@
     </w:p>
     <w:p>
       <w:pPr>
-        <w:spacing w:after="120"/>
+        <w:spacing w:after="200"/>
+        <w:ind w:left="340"/>
       </w:pPr>
       <w:r>
         <w:rPr>
           <w:rFonts w:ascii="맑은 고딕" w:hAnsi="맑은 고딕" w:eastAsia="맑은 고딕"/>
-          <w:b w:val="0"/>
+          <w:b/>
+          <w:color w:val="1E7E34"/>
           <w:sz w:val="21"/>
         </w:rPr>
-        <w:t xml:space="preserve">확인: </w:t>
-      </w:r>
-      <w:r>
-        <w:rPr>
-          <w:rFonts w:ascii="맑은 고딕" w:hAnsi="맑은 고딕" w:eastAsia="맑은 고딕"/>
-          <w:b/>
-          <w:sz w:val="21"/>
-        </w:rPr>
-        <w:t>판정: ✅ 코어 동작 가능</w:t>
+        <w:t xml:space="preserve">확인 ☐  </w:t>
       </w:r>
       <w:r>
         <w:rPr>
@@ -1545,23 +2267,7 @@
           <w:b w:val="0"/>
           <w:sz w:val="21"/>
         </w:rPr>
-        <w:t xml:space="preserve"> 과 </w:t>
-      </w:r>
-      <w:r>
-        <w:rPr>
-          <w:rFonts w:ascii="맑은 고딕" w:hAnsi="맑은 고딕" w:eastAsia="맑은 고딕"/>
-          <w:b/>
-          <w:sz w:val="21"/>
-        </w:rPr>
-        <w:t>결과: snap ✅, snaphu ✅, earthdata ✅, slc_dir ✅</w:t>
-      </w:r>
-      <w:r>
-        <w:rPr>
-          <w:rFonts w:ascii="맑은 고딕" w:hAnsi="맑은 고딕" w:eastAsia="맑은 고딕"/>
-          <w:b w:val="0"/>
-          <w:sz w:val="21"/>
-        </w:rPr>
-        <w:t>. `--full` 이 가상환경(.venv)을 만들고 torch·pyproj·scipy·matplotlib·ifcopenshell 까지 깝니다. `--tools` 가 SNAP·snaphu·토큰·SLC 폴더를 준비합니다. 토큰 프롬프트에서 그냥 Enter 로 건너뛰었으면 3.5 로.</w:t>
+        <w:t>`결과: snap ✅, snaphu ✅, earthdata ✅, slc_dir ✅` 와 그 아래 진단의 `판정: ✅ 코어 동작 가능`.</w:t>
       </w:r>
     </w:p>
     <w:p>
@@ -1572,17 +2278,46 @@
         <w:rPr>
           <w:rFonts w:ascii="맑은 고딕" w:hAnsi="맑은 고딕" w:eastAsia="맑은 고딕"/>
           <w:b/>
+          <w:color w:val="8A2B2B"/>
           <w:sz w:val="21"/>
         </w:rPr>
-        <w:t>토큰 프롬프트가 뜨면</w:t>
+        <w:t>이후 명령은 `python` 이 아니라 `.venv\Scripts\python`</w:t>
       </w:r>
+      <w:r>
+        <w:rPr>
+          <w:rFonts w:ascii="맑은 고딕" w:hAnsi="맑은 고딕" w:eastAsia="맑은 고딕"/>
+          <w:b w:val="0"/>
+          <w:color w:val="8A2B2B"/>
+          <w:sz w:val="21"/>
+        </w:rPr>
+        <w:t xml:space="preserve"> 으로 부릅니다 — start.py 가 시스템 파이썬이 아니라 `.venv` 안에 설치하기 때문입니다. 그냥 `python -m inframon` 은 새 컴퓨터에서 'No module named inframon' 이 납니다. (`python start.py …` 만 예외 — 이 파일은 표준 라이브러리만 씁니다.)</w:t>
+      </w:r>
+    </w:p>
+    <w:p>
+      <w:pPr>
+        <w:pStyle w:val="Heading2"/>
+      </w:pPr>
+      <w:r>
+        <w:rPr>
+          <w:rFonts w:ascii="맑은 고딕" w:hAnsi="맑은 고딕" w:eastAsia="맑은 고딕"/>
+          <w:b/>
+          <w:color w:val="1F3A5F"/>
+          <w:sz w:val="26"/>
+        </w:rPr>
+        <w:t>3.2 Earthdata 토큰 — 프롬프트가 뜨면 (1분)</w:t>
+      </w:r>
+    </w:p>
+    <w:p>
+      <w:pPr>
+        <w:spacing w:after="120"/>
+      </w:pPr>
       <w:r>
         <w:rPr>
           <w:rFonts w:ascii="맑은 고딕" w:hAnsi="맑은 고딕" w:eastAsia="맑은 고딕"/>
           <w:b w:val="0"/>
           <w:sz w:val="21"/>
         </w:rPr>
-        <w:t xml:space="preserve"> (브라우저에 Earthdata 페이지가 함께 열립니다):</w:t>
+        <w:t>터미널에 `3) 여기 붙여넣고 Enter` 가 뜨고 브라우저에 Earthdata 페이지가 열립니다.</w:t>
       </w:r>
     </w:p>
     <w:p>
@@ -1597,7 +2332,7 @@
           <w:b w:val="0"/>
           <w:sz w:val="21"/>
         </w:rPr>
-        <w:t>계정이 없으면 가입(무료): https://urs.earthdata.nasa.gov/users/new → 메일 인증</w:t>
+        <w:t>계정이 없으면 가입(무료): https://urs.earthdata.nasa.gov/users/new → 메일 인증 → 로그인</w:t>
       </w:r>
     </w:p>
     <w:p>
@@ -1612,7 +2347,7 @@
           <w:b w:val="0"/>
           <w:sz w:val="21"/>
         </w:rPr>
-        <w:t xml:space="preserve">로그인 → 프로필 화면(이름·Username·Email 이 보임) 위쪽 작은 메뉴 </w:t>
+        <w:t xml:space="preserve">프로필 화면(이름·Username·Email 이 보임) </w:t>
       </w:r>
       <w:r>
         <w:rPr>
@@ -1620,7 +2355,7 @@
           <w:b/>
           <w:sz w:val="21"/>
         </w:rPr>
-        <w:t>Generate Token</w:t>
+        <w:t>위쪽 작은 메뉴 Generate Token</w:t>
       </w:r>
       <w:r>
         <w:rPr>
@@ -1706,7 +2441,23 @@
           <w:b w:val="0"/>
           <w:sz w:val="21"/>
         </w:rPr>
-        <w:t>PowerShell 의 '여기 붙여넣고 Enter' 에 붙여넣고 Enter → `✅ Earthdata 토큰 확인 → …\.inframon\earthdata_token`</w:t>
+        <w:t xml:space="preserve">PowerShell 로 돌아와 붙여넣고 Enter — 프로그램이 NASA 서버(CMR)에 한 번 조회해 </w:t>
+      </w:r>
+      <w:r>
+        <w:rPr>
+          <w:rFonts w:ascii="맑은 고딕" w:hAnsi="맑은 고딕" w:eastAsia="맑은 고딕"/>
+          <w:b/>
+          <w:sz w:val="21"/>
+        </w:rPr>
+        <w:t>유효할 때만</w:t>
+      </w:r>
+      <w:r>
+        <w:rPr>
+          <w:rFonts w:ascii="맑은 고딕" w:hAnsi="맑은 고딕" w:eastAsia="맑은 고딕"/>
+          <w:b w:val="0"/>
+          <w:sz w:val="21"/>
+        </w:rPr>
+        <w:t xml:space="preserve"> 저장</w:t>
       </w:r>
     </w:p>
     <w:p>
@@ -1737,20 +2488,37 @@
           <w:b w:val="0"/>
           <w:sz w:val="21"/>
         </w:rPr>
-        <w:t xml:space="preserve"> 붙여넣고 채팅·메일·문서에는 넣지 않습니다. 60일마다 프로그램이 자동 갱신합니다.</w:t>
+        <w:t xml:space="preserve"> 붙여넣고 채팅·메일·문서에는 넣지 않습니다. 노출됐으면 같은 페이지에서 새로 발급(최대 2개)하고 옛것은 Revoke</w:t>
       </w:r>
     </w:p>
     <w:p>
       <w:pPr>
-        <w:spacing w:after="120"/>
+        <w:pStyle w:val="ListBullet"/>
+        <w:spacing w:after="60"/>
+        <w:ind w:left="454"/>
+      </w:pPr>
+      <w:r>
+        <w:rPr>
+          <w:rFonts w:ascii="맑은 고딕" w:hAnsi="맑은 고딕" w:eastAsia="맑은 고딕"/>
+          <w:b w:val="0"/>
+          <w:sz w:val="21"/>
+        </w:rPr>
+        <w:t>60일짜리 — 만료 7일 전부터 프로그램이 자동 갱신하므로 다시 붙여넣을 일은 거의 없습니다</w:t>
+      </w:r>
+    </w:p>
+    <w:p>
+      <w:pPr>
+        <w:spacing w:after="200"/>
+        <w:ind w:left="340"/>
       </w:pPr>
       <w:r>
         <w:rPr>
           <w:rFonts w:ascii="맑은 고딕" w:hAnsi="맑은 고딕" w:eastAsia="맑은 고딕"/>
           <w:b/>
+          <w:color w:val="1E7E34"/>
           <w:sz w:val="21"/>
         </w:rPr>
-        <w:t>SLC 보관 폴더를 물으면</w:t>
+        <w:t xml:space="preserve">확인 ☐  </w:t>
       </w:r>
       <w:r>
         <w:rPr>
@@ -1758,28 +2526,7 @@
           <w:b w:val="0"/>
           <w:sz w:val="21"/>
         </w:rPr>
-        <w:t>: 드라이브별 여유 공간이 표시됩니다. 원하는 경로(예: `E:\SLC`)를 치거나 Enter(가장 큰 드라이브). 이미 정해져 있으면 현재 위치를 보여 주고 Enter = 유지, 새 경로 = 변경.</w:t>
-      </w:r>
-    </w:p>
-    <w:p>
-      <w:pPr>
-        <w:spacing w:after="120"/>
-      </w:pPr>
-      <w:r>
-        <w:rPr>
-          <w:rFonts w:ascii="맑은 고딕" w:hAnsi="맑은 고딕" w:eastAsia="맑은 고딕"/>
-          <w:b/>
-          <w:sz w:val="21"/>
-        </w:rPr>
-        <w:t>이후 명령은 `python` 이 아니라 `.venv\Scripts\python`</w:t>
-      </w:r>
-      <w:r>
-        <w:rPr>
-          <w:rFonts w:ascii="맑은 고딕" w:hAnsi="맑은 고딕" w:eastAsia="맑은 고딕"/>
-          <w:b w:val="0"/>
-          <w:sz w:val="21"/>
-        </w:rPr>
-        <w:t xml:space="preserve"> 으로 부릅니다 — start.py 가 시스템 파이썬이 아니라 .venv 안에 설치하기 때문입니다. 그냥 `python -m inframon` 은 새 컴퓨터에서 'No module named inframon' 이 납니다.</w:t>
+        <w:t>`✅ Earthdata 토큰 확인(CMR 200) → C:\Users\&lt;이름&gt;\.inframon\earthdata_token`. 그냥 Enter 로 건너뛰었으면 나중에 `python start.py --tools --no-demo`.</w:t>
       </w:r>
     </w:p>
     <w:p>
@@ -1793,7 +2540,148 @@
           <w:color w:val="1F3A5F"/>
           <w:sz w:val="26"/>
         </w:rPr>
-        <w:t>3.3 이 PC 에 뭐가 있나 (1분)</w:t>
+        <w:t>3.3 SLC 보관 폴더 — 물으면 (10초)</w:t>
+      </w:r>
+    </w:p>
+    <w:p>
+      <w:pPr>
+        <w:spacing w:after="120"/>
+      </w:pPr>
+      <w:r>
+        <w:rPr>
+          <w:rFonts w:ascii="맑은 고딕" w:hAnsi="맑은 고딕" w:eastAsia="맑은 고딕"/>
+          <w:b w:val="0"/>
+          <w:sz w:val="21"/>
+        </w:rPr>
+        <w:t xml:space="preserve">위성 원본은 장당 4~8 GB, 교량 하나에 200~400 GB 까지 갑니다. C: 에 두면 곧 차니 </w:t>
+      </w:r>
+      <w:r>
+        <w:rPr>
+          <w:rFonts w:ascii="맑은 고딕" w:hAnsi="맑은 고딕" w:eastAsia="맑은 고딕"/>
+          <w:b/>
+          <w:sz w:val="21"/>
+        </w:rPr>
+        <w:t>큰 드라이브</w:t>
+      </w:r>
+      <w:r>
+        <w:rPr>
+          <w:rFonts w:ascii="맑은 고딕" w:hAnsi="맑은 고딕" w:eastAsia="맑은 고딕"/>
+          <w:b w:val="0"/>
+          <w:sz w:val="21"/>
+        </w:rPr>
+        <w:t>를 고릅니다. 드라이브별 여유 공간이 표시됩니다.</w:t>
+      </w:r>
+    </w:p>
+    <w:p>
+      <w:pPr>
+        <w:spacing w:after="160"/>
+        <w:ind w:left="340"/>
+        <w:shd w:val="clear" w:color="auto" w:fill="F2F4F7"/>
+      </w:pPr>
+      <w:r>
+        <w:rPr>
+          <w:rFonts w:ascii="Consolas" w:hAnsi="Consolas" w:eastAsia="Consolas"/>
+          <w:b w:val="0"/>
+          <w:color w:val="1B2631"/>
+          <w:sz w:val="19"/>
+        </w:rPr>
+        <w:t xml:space="preserve">    드라이브 여유 공간:</w:t>
+        <w:br/>
+      </w:r>
+      <w:r>
+        <w:rPr>
+          <w:rFonts w:ascii="Consolas" w:hAnsi="Consolas" w:eastAsia="Consolas"/>
+          <w:b w:val="0"/>
+          <w:color w:val="1B2631"/>
+          <w:sz w:val="19"/>
+        </w:rPr>
+        <w:t xml:space="preserve">      C:\  여유    120.3 GB / 476 GB</w:t>
+        <w:br/>
+      </w:r>
+      <w:r>
+        <w:rPr>
+          <w:rFonts w:ascii="Consolas" w:hAnsi="Consolas" w:eastAsia="Consolas"/>
+          <w:b w:val="0"/>
+          <w:color w:val="1B2631"/>
+          <w:sz w:val="19"/>
+        </w:rPr>
+        <w:t xml:space="preserve">      E:\  여유   1827.0 GB / 1863 GB</w:t>
+        <w:br/>
+      </w:r>
+      <w:r>
+        <w:rPr>
+          <w:rFonts w:ascii="Consolas" w:hAnsi="Consolas" w:eastAsia="Consolas"/>
+          <w:b w:val="0"/>
+          <w:color w:val="1B2631"/>
+          <w:sz w:val="19"/>
+        </w:rPr>
+        <w:t xml:space="preserve">    SLC 보관 폴더 (Enter = E:\SLC, 건너뛰려면 '-'):  E:\SLC</w:t>
+      </w:r>
+    </w:p>
+    <w:p>
+      <w:pPr>
+        <w:spacing w:after="120"/>
+      </w:pPr>
+      <w:r>
+        <w:rPr>
+          <w:rFonts w:ascii="맑은 고딕" w:hAnsi="맑은 고딕" w:eastAsia="맑은 고딕"/>
+          <w:b w:val="0"/>
+          <w:sz w:val="21"/>
+        </w:rPr>
+        <w:t xml:space="preserve">원하는 경로를 치거나 Enter(여유가 가장 큰 드라이브의 `\SLC`). 이미 정해져 있으면 현재 위치를 보여 주고 </w:t>
+      </w:r>
+      <w:r>
+        <w:rPr>
+          <w:rFonts w:ascii="맑은 고딕" w:hAnsi="맑은 고딕" w:eastAsia="맑은 고딕"/>
+          <w:b/>
+          <w:sz w:val="21"/>
+        </w:rPr>
+        <w:t>Enter = 유지, 새 경로 = 변경</w:t>
+      </w:r>
+      <w:r>
+        <w:rPr>
+          <w:rFonts w:ascii="맑은 고딕" w:hAnsi="맑은 고딕" w:eastAsia="맑은 고딕"/>
+          <w:b w:val="0"/>
+          <w:sz w:val="21"/>
+        </w:rPr>
+        <w:t>. 이후 다운로드는 `E:\SLC\&lt;궤도_프레임&gt;\` 에 떨어지고, 같은 프레임을 쓰는 다음 교량은 다운로드를 건너뜁니다. 나중에 바꾸려면 `.venv\Scripts\python -m inframon --slc-dir D:\SLC` (없으면 만듦).</w:t>
+      </w:r>
+    </w:p>
+    <w:p>
+      <w:pPr>
+        <w:spacing w:after="200"/>
+        <w:ind w:left="340"/>
+      </w:pPr>
+      <w:r>
+        <w:rPr>
+          <w:rFonts w:ascii="맑은 고딕" w:hAnsi="맑은 고딕" w:eastAsia="맑은 고딕"/>
+          <w:b/>
+          <w:color w:val="1E7E34"/>
+          <w:sz w:val="21"/>
+        </w:rPr>
+        <w:t xml:space="preserve">확인 ☐  </w:t>
+      </w:r>
+      <w:r>
+        <w:rPr>
+          <w:rFonts w:ascii="맑은 고딕" w:hAnsi="맑은 고딕" w:eastAsia="맑은 고딕"/>
+          <w:b w:val="0"/>
+          <w:sz w:val="21"/>
+        </w:rPr>
+        <w:t>`✅ SLC 보관 폴더 — E:\SLC (새로 만듦)` 또는 `유지: …`.</w:t>
+      </w:r>
+    </w:p>
+    <w:p>
+      <w:pPr>
+        <w:pStyle w:val="Heading2"/>
+      </w:pPr>
+      <w:r>
+        <w:rPr>
+          <w:rFonts w:ascii="맑은 고딕" w:hAnsi="맑은 고딕" w:eastAsia="맑은 고딕"/>
+          <w:b/>
+          <w:color w:val="1F3A5F"/>
+          <w:sz w:val="26"/>
+        </w:rPr>
+        <w:t>3.4 이 PC 에 뭐가 있나 (10초)</w:t>
       </w:r>
     </w:p>
     <w:p>
@@ -1814,23 +2702,93 @@
     </w:p>
     <w:p>
       <w:pPr>
-        <w:spacing w:after="120"/>
+        <w:spacing w:after="160"/>
+        <w:ind w:left="340"/>
+        <w:shd w:val="clear" w:color="auto" w:fill="F2F4F7"/>
+      </w:pPr>
+      <w:r>
+        <w:rPr>
+          <w:rFonts w:ascii="Consolas" w:hAnsi="Consolas" w:eastAsia="Consolas"/>
+          <w:b w:val="0"/>
+          <w:color w:val="1B2631"/>
+          <w:sz w:val="19"/>
+        </w:rPr>
+        <w:t xml:space="preserve">  [외부 도구·자격 — `python start.py --tools` 가 준비하는 것]</w:t>
+        <w:br/>
+      </w:r>
+      <w:r>
+        <w:rPr>
+          <w:rFonts w:ascii="Consolas" w:hAnsi="Consolas" w:eastAsia="Consolas"/>
+          <w:b w:val="0"/>
+          <w:color w:val="1B2631"/>
+          <w:sz w:val="19"/>
+        </w:rPr>
+        <w:t xml:space="preserve">    ✅ Earthdata 토큰   C:\Users\&lt;이름&gt;\.inframon\earthdata_token (만료 D-59)</w:t>
+        <w:br/>
+      </w:r>
+      <w:r>
+        <w:rPr>
+          <w:rFonts w:ascii="Consolas" w:hAnsi="Consolas" w:eastAsia="Consolas"/>
+          <w:b w:val="0"/>
+          <w:color w:val="1B2631"/>
+          <w:sz w:val="19"/>
+        </w:rPr>
+        <w:t xml:space="preserve">    ✅ SNAP gpt       C:\Program Files\esa-snap\bin\gpt.exe</w:t>
+        <w:br/>
+      </w:r>
+      <w:r>
+        <w:rPr>
+          <w:rFonts w:ascii="Consolas" w:hAnsi="Consolas" w:eastAsia="Consolas"/>
+          <w:b w:val="0"/>
+          <w:color w:val="1B2631"/>
+          <w:sz w:val="19"/>
+        </w:rPr>
+        <w:t xml:space="preserve">    ✅ snaphu         wsl:/usr/bin/snaphu</w:t>
+        <w:br/>
+      </w:r>
+      <w:r>
+        <w:rPr>
+          <w:rFonts w:ascii="Consolas" w:hAnsi="Consolas" w:eastAsia="Consolas"/>
+          <w:b w:val="0"/>
+          <w:color w:val="1B2631"/>
+          <w:sz w:val="19"/>
+        </w:rPr>
+        <w:t xml:space="preserve">    ✅ SLC 보관 폴더      E:\SLC (0장)</w:t>
+        <w:br/>
+      </w:r>
+      <w:r>
+        <w:rPr>
+          <w:rFonts w:ascii="Consolas" w:hAnsi="Consolas" w:eastAsia="Consolas"/>
+          <w:b w:val="0"/>
+          <w:color w:val="1B2631"/>
+          <w:sz w:val="19"/>
+        </w:rPr>
+        <w:t xml:space="preserve">  [가능한 기능]  … ✅ slc_download  ✅ insar_snap  ✅ unwrap_snaphu  ✅ full_pipeline</w:t>
+        <w:br/>
+      </w:r>
+      <w:r>
+        <w:rPr>
+          <w:rFonts w:ascii="Consolas" w:hAnsi="Consolas" w:eastAsia="Consolas"/>
+          <w:b w:val="0"/>
+          <w:color w:val="1B2631"/>
+          <w:sz w:val="19"/>
+        </w:rPr>
+        <w:t xml:space="preserve">  판정: ✅ 코어 동작 가능</w:t>
+      </w:r>
+    </w:p>
+    <w:p>
+      <w:pPr>
+        <w:spacing w:after="200"/>
+        <w:ind w:left="340"/>
       </w:pPr>
       <w:r>
         <w:rPr>
           <w:rFonts w:ascii="맑은 고딕" w:hAnsi="맑은 고딕" w:eastAsia="맑은 고딕"/>
-          <w:b w:val="0"/>
+          <w:b/>
+          <w:color w:val="1E7E34"/>
           <w:sz w:val="21"/>
         </w:rPr>
-        <w:t xml:space="preserve">확인: </w:t>
-      </w:r>
-      <w:r>
-        <w:rPr>
-          <w:rFonts w:ascii="맑은 고딕" w:hAnsi="맑은 고딕" w:eastAsia="맑은 고딕"/>
-          <w:b/>
-          <w:sz w:val="21"/>
-        </w:rPr>
-        <w:t>[외부 도구·자격]</w:t>
+        <w:t xml:space="preserve">확인 ☐  </w:t>
       </w:r>
       <w:r>
         <w:rPr>
@@ -1838,7 +2796,7 @@
           <w:b w:val="0"/>
           <w:sz w:val="21"/>
         </w:rPr>
-        <w:t xml:space="preserve"> 네 줄 — Earthdata / SNAP gpt / snaphu / SLC 보관 폴더 각각 ✅❌. ❌ 면 그 줄에 설치법이 적혀 있고, `python start.py --tools` 를 다시 돌리면 빠진 것만 채웁니다.</w:t>
+        <w:t>[외부 도구·자격] 네 줄 전부 ✅, [가능한 기능] 에 `full_pipeline ✅`. ❌ 가 있으면 그 줄에 적힌 대로 하거나 `python start.py --tools --no-demo` (빠진 것만 다시).</w:t>
       </w:r>
     </w:p>
     <w:p>
@@ -1852,7 +2810,7 @@
           <w:color w:val="1F3A5F"/>
           <w:sz w:val="26"/>
         </w:rPr>
-        <w:t>3.4 먼저 되는 것으로 한 번 (1분)</w:t>
+        <w:t>3.5 먼저 되는 것으로 한 번 — 정자교 시연 (44초)</w:t>
       </w:r>
     </w:p>
     <w:p>
@@ -1881,7 +2839,30 @@
           <w:b w:val="0"/>
           <w:sz w:val="21"/>
         </w:rPr>
-        <w:t xml:space="preserve">정자교를 44초에 끝까지 돌리고 결과 창 4개(3D 속도 · 3D 위험도 · 브리프 그림 · 결과.md)를 엽니다. 확인: 터미널에 </w:t>
+        <w:t>이미 처리된 트랙으로 정자교를 끝까지 돌리고 결과 창 4개(3D 속도 · 3D 위험도 · 브리프 그림 · 결과.md)를 엽니다. 이것이 되면 ⑥~⑩(트윈·PINN·브리프·감사·결과)이 이 PC 에서 도는 것입니다.</w:t>
+      </w:r>
+    </w:p>
+    <w:p>
+      <w:pPr>
+        <w:spacing w:after="200"/>
+        <w:ind w:left="340"/>
+      </w:pPr>
+      <w:r>
+        <w:rPr>
+          <w:rFonts w:ascii="맑은 고딕" w:hAnsi="맑은 고딕" w:eastAsia="맑은 고딕"/>
+          <w:b/>
+          <w:color w:val="1E7E34"/>
+          <w:sz w:val="21"/>
+        </w:rPr>
+        <w:t xml:space="preserve">확인 ☐  </w:t>
+      </w:r>
+      <w:r>
+        <w:rPr>
+          <w:rFonts w:ascii="맑은 고딕" w:hAnsi="맑은 고딕" w:eastAsia="맑은 고딕"/>
+          <w:b w:val="0"/>
+          <w:sz w:val="21"/>
+        </w:rPr>
+        <w:t xml:space="preserve">터미널에 </w:t>
       </w:r>
       <w:r>
         <w:rPr>
@@ -1897,7 +2878,7 @@
           <w:b w:val="0"/>
           <w:sz w:val="21"/>
         </w:rPr>
-        <w:t xml:space="preserve"> 까지 찍히고 `rc=0`.</w:t>
+        <w:t xml:space="preserve"> 까지 찍히고 `rc=0`. 3D 창에서 드래그 회전, 점 클릭 = 값·부재.</w:t>
       </w:r>
     </w:p>
     <w:p>
@@ -1965,70 +2946,7 @@
           <w:color w:val="1F3A5F"/>
           <w:sz w:val="26"/>
         </w:rPr>
-        <w:t>3.5 토큰·SLC 폴더 — 3.2 에서 건너뛰었다면 (한 번)</w:t>
-      </w:r>
-    </w:p>
-    <w:p>
-      <w:pPr>
-        <w:spacing w:after="160"/>
-        <w:ind w:left="340"/>
-        <w:shd w:val="clear" w:color="auto" w:fill="F2F4F7"/>
-      </w:pPr>
-      <w:r>
-        <w:rPr>
-          <w:rFonts w:ascii="Consolas" w:hAnsi="Consolas" w:eastAsia="Consolas"/>
-          <w:b w:val="0"/>
-          <w:color w:val="1B2631"/>
-          <w:sz w:val="19"/>
-        </w:rPr>
-        <w:t>python start.py --tools --no-demo                        # 빠진 것만: 토큰 붙여넣기 · SLC 드라이브 고르기</w:t>
-        <w:br/>
-      </w:r>
-      <w:r>
-        <w:rPr>
-          <w:rFonts w:ascii="Consolas" w:hAnsi="Consolas" w:eastAsia="Consolas"/>
-          <w:b w:val="0"/>
-          <w:color w:val="1B2631"/>
-          <w:sz w:val="19"/>
-        </w:rPr>
-        <w:t>.venv\Scripts\python -m inframon --earthdata-save &lt;토큰&gt;   # 토큰만 따로</w:t>
-        <w:br/>
-      </w:r>
-      <w:r>
-        <w:rPr>
-          <w:rFonts w:ascii="Consolas" w:hAnsi="Consolas" w:eastAsia="Consolas"/>
-          <w:b w:val="0"/>
-          <w:color w:val="1B2631"/>
-          <w:sz w:val="19"/>
-        </w:rPr>
-        <w:t>.venv\Scripts\python -m inframon --slc-dir E:\SLC           # SLC 폴더만 따로 (없으면 만듦)</w:t>
-      </w:r>
-    </w:p>
-    <w:p>
-      <w:pPr>
-        <w:spacing w:after="120"/>
-      </w:pPr>
-      <w:r>
-        <w:rPr>
-          <w:rFonts w:ascii="맑은 고딕" w:hAnsi="맑은 고딕" w:eastAsia="맑은 고딕"/>
-          <w:b w:val="0"/>
-          <w:sz w:val="21"/>
-        </w:rPr>
-        <w:t>토큰은 `~/.inframon/earthdata_token` 에, SLC 폴더는 `~/.inframon/config.json` 에 저장됩니다. 확인: `--doctor` 에서 Earthdata ✅, SLC 보관 폴더 ✅.</w:t>
-      </w:r>
-    </w:p>
-    <w:p>
-      <w:pPr>
-        <w:pStyle w:val="Heading2"/>
-      </w:pPr>
-      <w:r>
-        <w:rPr>
-          <w:rFonts w:ascii="맑은 고딕" w:hAnsi="맑은 고딕" w:eastAsia="맑은 고딕"/>
-          <w:b/>
-          <w:color w:val="1F3A5F"/>
-          <w:sz w:val="26"/>
-        </w:rPr>
-        <w:t>3.6 새 교량 — 계획만 먼저 (1분, 토큰 불필요)</w:t>
+        <w:t>3.6 새 교량 — 계획만 먼저 (1분)</w:t>
       </w:r>
     </w:p>
     <w:p>
@@ -2057,7 +2975,22 @@
           <w:b w:val="0"/>
           <w:sz w:val="21"/>
         </w:rPr>
-        <w:t xml:space="preserve">확인: </w:t>
+        <w:t>좌표만 주면 제원(파트너 CSV → OSM → 표준데이터)과, 어느 궤도에 SLC 가 몇 장 있는지를 검색합니다. 다운로드는 하지 않습니다. 장면 수가 10장 미만이면 그 교량은 이 궤도로 어렵습니다 — 다른 교량이나 궤도를 봅니다.</w:t>
+      </w:r>
+    </w:p>
+    <w:p>
+      <w:pPr>
+        <w:spacing w:after="200"/>
+        <w:ind w:left="340"/>
+      </w:pPr>
+      <w:r>
+        <w:rPr>
+          <w:rFonts w:ascii="맑은 고딕" w:hAnsi="맑은 고딕" w:eastAsia="맑은 고딕"/>
+          <w:b/>
+          <w:color w:val="1E7E34"/>
+          <w:sz w:val="21"/>
+        </w:rPr>
+        <w:t xml:space="preserve">확인 ☐  </w:t>
       </w:r>
       <w:r>
         <w:rPr>
@@ -2073,7 +3006,7 @@
           <w:b w:val="0"/>
           <w:sz w:val="21"/>
         </w:rPr>
-        <w:t xml:space="preserve"> — 어떤 궤도로 몇 장이 있는지. 장면 수가 나오면 다음으로.</w:t>
+        <w:t xml:space="preserve"> 처럼 궤도·프레임·장면 수. ①의 ❌ 는 OSM 서버 일시 오류(504) — 다시 돌리면 됩니다.</w:t>
       </w:r>
     </w:p>
     <w:p>
@@ -2124,7 +3057,7 @@
           <w:b/>
           <w:sz w:val="21"/>
         </w:rPr>
-        <w:t>⓪ SLC 다운로드 → SNAP → 언래핑</w:t>
+        <w:t>⓪ SLC 다운로드(3.3 폴더로) → SNAP → 언래핑</w:t>
       </w:r>
       <w:r>
         <w:rPr>
@@ -2181,7 +3114,30 @@
           <w:b w:val="0"/>
           <w:sz w:val="21"/>
         </w:rPr>
-        <w:t>확인: `docs\bridges\마포대교\결과.md` — 각 단계가 무엇을 어디서 가져왔는지, 못 한 것은 왜인지.</w:t>
+        <w:t>중간에 죽으면 같은 명령을 다시 — 받아 둔 SLC 는 재사용합니다. 여러 교량은 `--batch docs\bridges\batch.json`.</w:t>
+      </w:r>
+    </w:p>
+    <w:p>
+      <w:pPr>
+        <w:spacing w:after="200"/>
+        <w:ind w:left="340"/>
+      </w:pPr>
+      <w:r>
+        <w:rPr>
+          <w:rFonts w:ascii="맑은 고딕" w:hAnsi="맑은 고딕" w:eastAsia="맑은 고딕"/>
+          <w:b/>
+          <w:color w:val="1E7E34"/>
+          <w:sz w:val="21"/>
+        </w:rPr>
+        <w:t xml:space="preserve">확인 ☐  </w:t>
+      </w:r>
+      <w:r>
+        <w:rPr>
+          <w:rFonts w:ascii="맑은 고딕" w:hAnsi="맑은 고딕" w:eastAsia="맑은 고딕"/>
+          <w:b w:val="0"/>
+          <w:sz w:val="21"/>
+        </w:rPr>
+        <w:t>`docs\bridges\마포대교\결과.md` — 각 단계가 무엇을 어디서 가져왔는지, 못 한 것은 왜인지. 4장에서 읽는 법.</w:t>
       </w:r>
     </w:p>
     <w:p>
@@ -2206,13 +3162,14 @@
         <w:tblLook w:firstColumn="1" w:firstRow="1" w:lastColumn="0" w:lastRow="0" w:noHBand="0" w:noVBand="1" w:val="04A0"/>
       </w:tblPr>
       <w:tblGrid>
-        <w:gridCol w:w="4873"/>
-        <w:gridCol w:w="4873"/>
+        <w:gridCol w:w="3249"/>
+        <w:gridCol w:w="3249"/>
+        <w:gridCol w:w="3249"/>
       </w:tblGrid>
       <w:tr>
         <w:tc>
           <w:tcPr>
-            <w:tcW w:type="dxa" w:w="2551"/>
+            <w:tcW w:type="dxa" w:w="2721"/>
             <w:shd w:val="clear" w:color="auto" w:fill="DCE6F1"/>
           </w:tcPr>
           <w:p>
@@ -2223,13 +3180,13 @@
                 <w:b/>
                 <w:sz w:val="19"/>
               </w:rPr>
-              <w:t>파일</w:t>
+              <w:t>파일 (docs\bridges\&lt;교량&gt;\)</w:t>
             </w:r>
           </w:p>
         </w:tc>
         <w:tc>
           <w:tcPr>
-            <w:tcW w:type="dxa" w:w="6520"/>
+            <w:tcW w:type="dxa" w:w="4082"/>
             <w:shd w:val="clear" w:color="auto" w:fill="DCE6F1"/>
           </w:tcPr>
           <w:p>
@@ -2244,11 +3201,28 @@
             </w:r>
           </w:p>
         </w:tc>
+        <w:tc>
+          <w:tcPr>
+            <w:tcW w:type="dxa" w:w="2268"/>
+            <w:shd w:val="clear" w:color="auto" w:fill="DCE6F1"/>
+          </w:tcPr>
+          <w:p>
+            <w:r/>
+            <w:r>
+              <w:rPr>
+                <w:rFonts w:ascii="맑은 고딕" w:hAnsi="맑은 고딕" w:eastAsia="맑은 고딕"/>
+                <w:b/>
+                <w:sz w:val="19"/>
+              </w:rPr>
+              <w:t>여는 법</w:t>
+            </w:r>
+          </w:p>
+        </w:tc>
       </w:tr>
       <w:tr>
         <w:tc>
           <w:tcPr>
-            <w:tcW w:type="dxa" w:w="2551"/>
+            <w:tcW w:type="dxa" w:w="2721"/>
           </w:tcPr>
           <w:p>
             <w:r/>
@@ -2264,7 +3238,7 @@
         </w:tc>
         <w:tc>
           <w:tcPr>
-            <w:tcW w:type="dxa" w:w="6520"/>
+            <w:tcW w:type="dxa" w:w="4082"/>
           </w:tcPr>
           <w:p>
             <w:r/>
@@ -2274,7 +3248,23 @@
                 <w:b w:val="0"/>
                 <w:sz w:val="19"/>
               </w:rPr>
-              <w:t>3D 트윈(변위 속도 채널) — 더블클릭, 인터넷 불필요</w:t>
+              <w:t>3D 트윈(변위 속도 채널)</w:t>
+            </w:r>
+          </w:p>
+        </w:tc>
+        <w:tc>
+          <w:tcPr>
+            <w:tcW w:type="dxa" w:w="2268"/>
+          </w:tcPr>
+          <w:p>
+            <w:r/>
+            <w:r>
+              <w:rPr>
+                <w:rFonts w:ascii="맑은 고딕" w:hAnsi="맑은 고딕" w:eastAsia="맑은 고딕"/>
+                <w:b w:val="0"/>
+                <w:sz w:val="19"/>
+              </w:rPr>
+              <w:t>더블클릭 — 인터넷 불필요</w:t>
             </w:r>
           </w:p>
         </w:tc>
@@ -2282,7 +3272,7 @@
       <w:tr>
         <w:tc>
           <w:tcPr>
-            <w:tcW w:type="dxa" w:w="2551"/>
+            <w:tcW w:type="dxa" w:w="2721"/>
           </w:tcPr>
           <w:p>
             <w:r/>
@@ -2298,7 +3288,7 @@
         </w:tc>
         <w:tc>
           <w:tcPr>
-            <w:tcW w:type="dxa" w:w="6520"/>
+            <w:tcW w:type="dxa" w:w="4082"/>
           </w:tcPr>
           <w:p>
             <w:r/>
@@ -2312,11 +3302,27 @@
             </w:r>
           </w:p>
         </w:tc>
+        <w:tc>
+          <w:tcPr>
+            <w:tcW w:type="dxa" w:w="2268"/>
+          </w:tcPr>
+          <w:p>
+            <w:r/>
+            <w:r>
+              <w:rPr>
+                <w:rFonts w:ascii="맑은 고딕" w:hAnsi="맑은 고딕" w:eastAsia="맑은 고딕"/>
+                <w:b w:val="0"/>
+                <w:sz w:val="19"/>
+              </w:rPr>
+              <w:t>더블클릭</w:t>
+            </w:r>
+          </w:p>
+        </w:tc>
       </w:tr>
       <w:tr>
         <w:tc>
           <w:tcPr>
-            <w:tcW w:type="dxa" w:w="2551"/>
+            <w:tcW w:type="dxa" w:w="2721"/>
           </w:tcPr>
           <w:p>
             <w:r/>
@@ -2332,7 +3338,7 @@
         </w:tc>
         <w:tc>
           <w:tcPr>
-            <w:tcW w:type="dxa" w:w="6520"/>
+            <w:tcW w:type="dxa" w:w="4082"/>
           </w:tcPr>
           <w:p>
             <w:r/>
@@ -2346,11 +3352,27 @@
             </w:r>
           </w:p>
         </w:tc>
+        <w:tc>
+          <w:tcPr>
+            <w:tcW w:type="dxa" w:w="2268"/>
+          </w:tcPr>
+          <w:p>
+            <w:r/>
+            <w:r>
+              <w:rPr>
+                <w:rFonts w:ascii="맑은 고딕" w:hAnsi="맑은 고딕" w:eastAsia="맑은 고딕"/>
+                <w:b w:val="0"/>
+                <w:sz w:val="19"/>
+              </w:rPr>
+              <w:t>더블클릭</w:t>
+            </w:r>
+          </w:p>
+        </w:tc>
       </w:tr>
       <w:tr>
         <w:tc>
           <w:tcPr>
-            <w:tcW w:type="dxa" w:w="2551"/>
+            <w:tcW w:type="dxa" w:w="2721"/>
           </w:tcPr>
           <w:p>
             <w:r/>
@@ -2366,7 +3388,7 @@
         </w:tc>
         <w:tc>
           <w:tcPr>
-            <w:tcW w:type="dxa" w:w="6520"/>
+            <w:tcW w:type="dxa" w:w="4082"/>
           </w:tcPr>
           <w:p>
             <w:r/>
@@ -2380,11 +3402,9 @@
             </w:r>
           </w:p>
         </w:tc>
-      </w:tr>
-      <w:tr>
         <w:tc>
           <w:tcPr>
-            <w:tcW w:type="dxa" w:w="2551"/>
+            <w:tcW w:type="dxa" w:w="2268"/>
           </w:tcPr>
           <w:p>
             <w:r/>
@@ -2394,13 +3414,15 @@
                 <w:b w:val="0"/>
                 <w:sz w:val="19"/>
               </w:rPr>
-              <w:t>*_proxy.ifc</w:t>
+              <w:t>메모장 · VS Code</w:t>
             </w:r>
           </w:p>
         </w:tc>
+      </w:tr>
+      <w:tr>
         <w:tc>
           <w:tcPr>
-            <w:tcW w:type="dxa" w:w="6520"/>
+            <w:tcW w:type="dxa" w:w="2721"/>
           </w:tcPr>
           <w:p>
             <w:r/>
@@ -2410,7 +3432,39 @@
                 <w:b w:val="0"/>
                 <w:sz w:val="19"/>
               </w:rPr>
-              <w:t>IFC4 프록시 교량 — Revit·BlenderBIM 에서 열림</w:t>
+              <w:t>&lt;교량&gt;_proxy.ifc</w:t>
+            </w:r>
+          </w:p>
+        </w:tc>
+        <w:tc>
+          <w:tcPr>
+            <w:tcW w:type="dxa" w:w="4082"/>
+          </w:tcPr>
+          <w:p>
+            <w:r/>
+            <w:r>
+              <w:rPr>
+                <w:rFonts w:ascii="맑은 고딕" w:hAnsi="맑은 고딕" w:eastAsia="맑은 고딕"/>
+                <w:b w:val="0"/>
+                <w:sz w:val="19"/>
+              </w:rPr>
+              <w:t>IFC4 프록시 교량</w:t>
+            </w:r>
+          </w:p>
+        </w:tc>
+        <w:tc>
+          <w:tcPr>
+            <w:tcW w:type="dxa" w:w="2268"/>
+          </w:tcPr>
+          <w:p>
+            <w:r/>
+            <w:r>
+              <w:rPr>
+                <w:rFonts w:ascii="맑은 고딕" w:hAnsi="맑은 고딕" w:eastAsia="맑은 고딕"/>
+                <w:b w:val="0"/>
+                <w:sz w:val="19"/>
+              </w:rPr>
+              <w:t>Revit · BlenderBIM</w:t>
             </w:r>
           </w:p>
         </w:tc>
@@ -2420,6 +3474,19 @@
       <w:pPr>
         <w:spacing w:after="80"/>
       </w:pPr>
+    </w:p>
+    <w:p>
+      <w:pPr>
+        <w:spacing w:after="120"/>
+      </w:pPr>
+      <w:r>
+        <w:rPr>
+          <w:rFonts w:ascii="맑은 고딕" w:hAnsi="맑은 고딕" w:eastAsia="맑은 고딕"/>
+          <w:b w:val="0"/>
+          <w:sz w:val="21"/>
+        </w:rPr>
+        <w:t>화면으로 보려면 대시보드: `python start.py --dashboard` (또는 `.venv\Scripts\streamlit run src\inframon\dashboard\app.py`) → 브라우저 http://localhost:8501. 왼쪽에서 교량을 고르고, 본문 ① 준비 상태 → ② 교량 선택 → ③ 📋 계획 보기 → ▶ 전체 실행 순으로 누릅니다.</w:t>
+      </w:r>
     </w:p>
     <w:p>
       <w:r>
@@ -3480,7 +4547,7 @@
           <w:b w:val="0"/>
           <w:sz w:val="21"/>
         </w:rPr>
-        <w:t xml:space="preserve"> → 3.5 로. 발급은 urs.earthdata.nasa.gov (1분).</w:t>
+        <w:t xml:space="preserve"> → 3.2 로. 발급은 urs.earthdata.nasa.gov (1분).</w:t>
       </w:r>
     </w:p>
     <w:p>

--- a/docs/inframon_워크플로우_안내서.docx
+++ b/docs/inframon_워크플로우_안내서.docx
@@ -1419,6 +1419,80 @@
             <w:r>
               <w:rPr>
                 <w:rFonts w:ascii="맑은 고딕" w:hAnsi="맑은 고딕" w:eastAsia="맑은 고딕"/>
+                <w:b/>
+                <w:sz w:val="19"/>
+              </w:rPr>
+              <w:t>대시보드 띄우기</w:t>
+            </w:r>
+            <w:r>
+              <w:rPr>
+                <w:rFonts w:ascii="맑은 고딕" w:hAnsi="맑은 고딕" w:eastAsia="맑은 고딕"/>
+                <w:b w:val="0"/>
+                <w:sz w:val="19"/>
+              </w:rPr>
+              <w:t xml:space="preserve"> — 화면으로 보고 누르기</w:t>
+            </w:r>
+          </w:p>
+        </w:tc>
+        <w:tc>
+          <w:tcPr>
+            <w:tcW w:type="dxa" w:w="1020"/>
+          </w:tcPr>
+          <w:p>
+            <w:r/>
+            <w:r>
+              <w:rPr>
+                <w:rFonts w:ascii="맑은 고딕" w:hAnsi="맑은 고딕" w:eastAsia="맑은 고딕"/>
+                <w:b w:val="0"/>
+                <w:sz w:val="19"/>
+              </w:rPr>
+              <w:t>20초</w:t>
+            </w:r>
+          </w:p>
+        </w:tc>
+        <w:tc>
+          <w:tcPr>
+            <w:tcW w:type="dxa" w:w="2494"/>
+          </w:tcPr>
+          <w:p>
+            <w:r/>
+            <w:r>
+              <w:rPr>
+                <w:rFonts w:ascii="맑은 고딕" w:hAnsi="맑은 고딕" w:eastAsia="맑은 고딕"/>
+                <w:b w:val="0"/>
+                <w:sz w:val="19"/>
+              </w:rPr>
+              <w:t>브라우저에 http://localhost:8501</w:t>
+            </w:r>
+          </w:p>
+        </w:tc>
+      </w:tr>
+      <w:tr>
+        <w:tc>
+          <w:tcPr>
+            <w:tcW w:type="dxa" w:w="680"/>
+          </w:tcPr>
+          <w:p>
+            <w:r/>
+            <w:r>
+              <w:rPr>
+                <w:rFonts w:ascii="맑은 고딕" w:hAnsi="맑은 고딕" w:eastAsia="맑은 고딕"/>
+                <w:b w:val="0"/>
+                <w:sz w:val="19"/>
+              </w:rPr>
+              <w:t>3.6</w:t>
+            </w:r>
+          </w:p>
+        </w:tc>
+        <w:tc>
+          <w:tcPr>
+            <w:tcW w:type="dxa" w:w="4876"/>
+          </w:tcPr>
+          <w:p>
+            <w:r/>
+            <w:r>
+              <w:rPr>
+                <w:rFonts w:ascii="맑은 고딕" w:hAnsi="맑은 고딕" w:eastAsia="맑은 고딕"/>
                 <w:b w:val="0"/>
                 <w:sz w:val="19"/>
               </w:rPr>
@@ -1472,7 +1546,7 @@
                 <w:b w:val="0"/>
                 <w:sz w:val="19"/>
               </w:rPr>
-              <w:t>3.6</w:t>
+              <w:t>3.7</w:t>
             </w:r>
           </w:p>
         </w:tc>
@@ -1538,7 +1612,7 @@
                 <w:b w:val="0"/>
                 <w:sz w:val="19"/>
               </w:rPr>
-              <w:t>3.7</w:t>
+              <w:t>3.8</w:t>
             </w:r>
           </w:p>
         </w:tc>
@@ -1604,7 +1678,7 @@
                 <w:b w:val="0"/>
                 <w:sz w:val="19"/>
               </w:rPr>
-              <w:t>3.8</w:t>
+              <w:t>3.9</w:t>
             </w:r>
           </w:p>
         </w:tc>
@@ -2810,7 +2884,552 @@
           <w:color w:val="1F3A5F"/>
           <w:sz w:val="26"/>
         </w:rPr>
-        <w:t>3.5 먼저 되는 것으로 한 번 — 정자교 시연 (44초)</w:t>
+        <w:t>3.5 대시보드 띄우기 (20초)</w:t>
+      </w:r>
+    </w:p>
+    <w:p>
+      <w:pPr>
+        <w:spacing w:after="120"/>
+      </w:pPr>
+      <w:r>
+        <w:rPr>
+          <w:rFonts w:ascii="맑은 고딕" w:hAnsi="맑은 고딕" w:eastAsia="맑은 고딕"/>
+          <w:b w:val="0"/>
+          <w:sz w:val="21"/>
+        </w:rPr>
+        <w:t>명령 대신 화면으로 하려면 대시보드를 띄웁니다. 3.1 의 한 줄 설치기는 끝에 자동으로 띄우지만, `--tools` 나 `--full` 만 돌렸으면 뜨지 않으니 따로 띄웁니다:</w:t>
+      </w:r>
+    </w:p>
+    <w:p>
+      <w:pPr>
+        <w:spacing w:after="160"/>
+        <w:ind w:left="340"/>
+        <w:shd w:val="clear" w:color="auto" w:fill="F2F4F7"/>
+      </w:pPr>
+      <w:r>
+        <w:rPr>
+          <w:rFonts w:ascii="Consolas" w:hAnsi="Consolas" w:eastAsia="Consolas"/>
+          <w:b w:val="0"/>
+          <w:color w:val="1B2631"/>
+          <w:sz w:val="19"/>
+        </w:rPr>
+        <w:t>python start.py --dashboard                                  # 브라우저 자동 열림 (설치 상태도 같이 확인)</w:t>
+        <w:br/>
+      </w:r>
+      <w:r>
+        <w:rPr>
+          <w:rFonts w:ascii="Consolas" w:hAnsi="Consolas" w:eastAsia="Consolas"/>
+          <w:b w:val="0"/>
+          <w:color w:val="1B2631"/>
+          <w:sz w:val="19"/>
+        </w:rPr>
+        <w:t>.venv\Scripts\streamlit run src\inframon\dashboard\app.py     # 다음부터 대시보드만 바로</w:t>
+      </w:r>
+    </w:p>
+    <w:p>
+      <w:pPr>
+        <w:spacing w:after="120"/>
+      </w:pPr>
+      <w:r>
+        <w:rPr>
+          <w:rFonts w:ascii="맑은 고딕" w:hAnsi="맑은 고딕" w:eastAsia="맑은 고딕"/>
+          <w:b w:val="0"/>
+          <w:sz w:val="21"/>
+        </w:rPr>
+        <w:t xml:space="preserve">브라우저가 자동으로 열립니다. 안 열리면 주소창에 </w:t>
+      </w:r>
+      <w:r>
+        <w:rPr>
+          <w:rFonts w:ascii="맑은 고딕" w:hAnsi="맑은 고딕" w:eastAsia="맑은 고딕"/>
+          <w:b/>
+          <w:sz w:val="21"/>
+        </w:rPr>
+        <w:t>http://localhost:8501</w:t>
+      </w:r>
+      <w:r>
+        <w:rPr>
+          <w:rFonts w:ascii="맑은 고딕" w:hAnsi="맑은 고딕" w:eastAsia="맑은 고딕"/>
+          <w:b w:val="0"/>
+          <w:sz w:val="21"/>
+        </w:rPr>
+        <w:t xml:space="preserve"> 을 직접 칩니다. 끄려면 그 터미널에서 </w:t>
+      </w:r>
+      <w:r>
+        <w:rPr>
+          <w:rFonts w:ascii="맑은 고딕" w:hAnsi="맑은 고딕" w:eastAsia="맑은 고딕"/>
+          <w:b/>
+          <w:sz w:val="21"/>
+        </w:rPr>
+        <w:t>Ctrl + C</w:t>
+      </w:r>
+      <w:r>
+        <w:rPr>
+          <w:rFonts w:ascii="맑은 고딕" w:hAnsi="맑은 고딕" w:eastAsia="맑은 고딕"/>
+          <w:b w:val="0"/>
+          <w:sz w:val="21"/>
+        </w:rPr>
+        <w:t>.</w:t>
+      </w:r>
+    </w:p>
+    <w:p>
+      <w:pPr>
+        <w:jc w:val="center"/>
+      </w:pPr>
+      <w:r>
+        <w:drawing>
+          <wp:inline xmlns:a="http://schemas.openxmlformats.org/drawingml/2006/main" xmlns:pic="http://schemas.openxmlformats.org/drawingml/2006/picture">
+            <wp:extent cx="5760000" cy="2733061"/>
+            <wp:docPr id="1" name="Picture 1"/>
+            <wp:cNvGraphicFramePr>
+              <a:graphicFrameLocks noChangeAspect="1"/>
+            </wp:cNvGraphicFramePr>
+            <a:graphic>
+              <a:graphicData uri="http://schemas.openxmlformats.org/drawingml/2006/picture">
+                <pic:pic>
+                  <pic:nvPicPr>
+                    <pic:cNvPr id="0" name="dashboard_start.jpg"/>
+                    <pic:cNvPicPr/>
+                  </pic:nvPicPr>
+                  <pic:blipFill>
+                    <a:blip r:embed="rId9"/>
+                    <a:stretch>
+                      <a:fillRect/>
+                    </a:stretch>
+                  </pic:blipFill>
+                  <pic:spPr>
+                    <a:xfrm>
+                      <a:off x="0" y="0"/>
+                      <a:ext cx="5760000" cy="2733061"/>
+                    </a:xfrm>
+                    <a:prstGeom prst="rect"/>
+                  </pic:spPr>
+                </pic:pic>
+              </a:graphicData>
+            </a:graphic>
+          </wp:inline>
+        </w:drawing>
+      </w:r>
+    </w:p>
+    <w:p>
+      <w:pPr>
+        <w:spacing w:after="200"/>
+        <w:jc w:val="center"/>
+      </w:pPr>
+      <w:r>
+        <w:rPr>
+          <w:rFonts w:ascii="맑은 고딕" w:hAnsi="맑은 고딕" w:eastAsia="맑은 고딕"/>
+          <w:b w:val="0"/>
+          <w:color w:val="555F6B"/>
+          <w:sz w:val="18"/>
+        </w:rPr>
+        <w:t>그림 1. 대시보드 — 왼쪽에서 교량을 고르고, 본문 ①→②→③ 순으로 누른다.</w:t>
+      </w:r>
+    </w:p>
+    <w:tbl>
+      <w:tblPr>
+        <w:tblStyle w:val="TableGrid"/>
+        <w:tblW w:type="auto" w:w="0"/>
+        <w:jc w:val="center"/>
+        <w:tblLook w:firstColumn="1" w:firstRow="1" w:lastColumn="0" w:lastRow="0" w:noHBand="0" w:noVBand="1" w:val="04A0"/>
+      </w:tblPr>
+      <w:tblGrid>
+        <w:gridCol w:w="3249"/>
+        <w:gridCol w:w="3249"/>
+        <w:gridCol w:w="3249"/>
+      </w:tblGrid>
+      <w:tr>
+        <w:tc>
+          <w:tcPr>
+            <w:tcW w:type="dxa" w:w="680"/>
+            <w:shd w:val="clear" w:color="auto" w:fill="DCE6F1"/>
+          </w:tcPr>
+          <w:p>
+            <w:r/>
+            <w:r>
+              <w:rPr>
+                <w:rFonts w:ascii="맑은 고딕" w:hAnsi="맑은 고딕" w:eastAsia="맑은 고딕"/>
+                <w:b/>
+                <w:sz w:val="19"/>
+              </w:rPr>
+              <w:t>순서</w:t>
+            </w:r>
+          </w:p>
+        </w:tc>
+        <w:tc>
+          <w:tcPr>
+            <w:tcW w:type="dxa" w:w="2154"/>
+            <w:shd w:val="clear" w:color="auto" w:fill="DCE6F1"/>
+          </w:tcPr>
+          <w:p>
+            <w:r/>
+            <w:r>
+              <w:rPr>
+                <w:rFonts w:ascii="맑은 고딕" w:hAnsi="맑은 고딕" w:eastAsia="맑은 고딕"/>
+                <w:b/>
+                <w:sz w:val="19"/>
+              </w:rPr>
+              <w:t>화면</w:t>
+            </w:r>
+          </w:p>
+        </w:tc>
+        <w:tc>
+          <w:tcPr>
+            <w:tcW w:type="dxa" w:w="6236"/>
+            <w:shd w:val="clear" w:color="auto" w:fill="DCE6F1"/>
+          </w:tcPr>
+          <w:p>
+            <w:r/>
+            <w:r>
+              <w:rPr>
+                <w:rFonts w:ascii="맑은 고딕" w:hAnsi="맑은 고딕" w:eastAsia="맑은 고딕"/>
+                <w:b/>
+                <w:sz w:val="19"/>
+              </w:rPr>
+              <w:t>누를 것</w:t>
+            </w:r>
+          </w:p>
+        </w:tc>
+      </w:tr>
+      <w:tr>
+        <w:tc>
+          <w:tcPr>
+            <w:tcW w:type="dxa" w:w="680"/>
+          </w:tcPr>
+          <w:p>
+            <w:r/>
+            <w:r>
+              <w:rPr>
+                <w:rFonts w:ascii="맑은 고딕" w:hAnsi="맑은 고딕" w:eastAsia="맑은 고딕"/>
+                <w:b w:val="0"/>
+                <w:sz w:val="19"/>
+              </w:rPr>
+              <w:t>①</w:t>
+            </w:r>
+          </w:p>
+        </w:tc>
+        <w:tc>
+          <w:tcPr>
+            <w:tcW w:type="dxa" w:w="2154"/>
+          </w:tcPr>
+          <w:p>
+            <w:r/>
+            <w:r>
+              <w:rPr>
+                <w:rFonts w:ascii="맑은 고딕" w:hAnsi="맑은 고딕" w:eastAsia="맑은 고딕"/>
+                <w:b w:val="0"/>
+                <w:sz w:val="19"/>
+              </w:rPr>
+              <w:t>이 컴퓨터 준비 상태</w:t>
+            </w:r>
+          </w:p>
+        </w:tc>
+        <w:tc>
+          <w:tcPr>
+            <w:tcW w:type="dxa" w:w="6236"/>
+          </w:tcPr>
+          <w:p>
+            <w:r/>
+            <w:r>
+              <w:rPr>
+                <w:rFonts w:ascii="맑은 고딕" w:hAnsi="맑은 고딕" w:eastAsia="맑은 고딕"/>
+                <w:b w:val="0"/>
+                <w:sz w:val="19"/>
+              </w:rPr>
+              <w:t>보기만. '모든 항목 준비 완료' 면 아래로. 막힌 항목이 있으면 🔧 외부 도구 준비 펼침에서 버튼/붙여넣기</w:t>
+            </w:r>
+          </w:p>
+        </w:tc>
+      </w:tr>
+      <w:tr>
+        <w:tc>
+          <w:tcPr>
+            <w:tcW w:type="dxa" w:w="680"/>
+          </w:tcPr>
+          <w:p>
+            <w:r/>
+            <w:r>
+              <w:rPr>
+                <w:rFonts w:ascii="맑은 고딕" w:hAnsi="맑은 고딕" w:eastAsia="맑은 고딕"/>
+                <w:b w:val="0"/>
+                <w:sz w:val="19"/>
+              </w:rPr>
+              <w:t>②</w:t>
+            </w:r>
+          </w:p>
+        </w:tc>
+        <w:tc>
+          <w:tcPr>
+            <w:tcW w:type="dxa" w:w="2154"/>
+          </w:tcPr>
+          <w:p>
+            <w:r/>
+            <w:r>
+              <w:rPr>
+                <w:rFonts w:ascii="맑은 고딕" w:hAnsi="맑은 고딕" w:eastAsia="맑은 고딕"/>
+                <w:b w:val="0"/>
+                <w:sz w:val="19"/>
+              </w:rPr>
+              <w:t>교량 선택</w:t>
+            </w:r>
+          </w:p>
+        </w:tc>
+        <w:tc>
+          <w:tcPr>
+            <w:tcW w:type="dxa" w:w="6236"/>
+          </w:tcPr>
+          <w:p>
+            <w:r/>
+            <w:r>
+              <w:rPr>
+                <w:rFonts w:ascii="맑은 고딕" w:hAnsi="맑은 고딕" w:eastAsia="맑은 고딕"/>
+                <w:b/>
+                <w:sz w:val="19"/>
+              </w:rPr>
+              <w:t>교량명</w:t>
+            </w:r>
+            <w:r>
+              <w:rPr>
+                <w:rFonts w:ascii="맑은 고딕" w:hAnsi="맑은 고딕" w:eastAsia="맑은 고딕"/>
+                <w:b w:val="0"/>
+                <w:sz w:val="19"/>
+              </w:rPr>
+              <w:t xml:space="preserve"> 입력 → </w:t>
+            </w:r>
+            <w:r>
+              <w:rPr>
+                <w:rFonts w:ascii="맑은 고딕" w:hAnsi="맑은 고딕" w:eastAsia="맑은 고딕"/>
+                <w:b/>
+                <w:sz w:val="19"/>
+              </w:rPr>
+              <w:t>🔎 찾기</w:t>
+            </w:r>
+            <w:r>
+              <w:rPr>
+                <w:rFonts w:ascii="맑은 고딕" w:hAnsi="맑은 고딕" w:eastAsia="맑은 고딕"/>
+                <w:b w:val="0"/>
+                <w:sz w:val="19"/>
+              </w:rPr>
+              <w:t xml:space="preserve"> (또는 </w:t>
+            </w:r>
+            <w:r>
+              <w:rPr>
+                <w:rFonts w:ascii="맑은 고딕" w:hAnsi="맑은 고딕" w:eastAsia="맑은 고딕"/>
+                <w:b/>
+                <w:sz w:val="19"/>
+              </w:rPr>
+              <w:t>위도·경도</w:t>
+            </w:r>
+            <w:r>
+              <w:rPr>
+                <w:rFonts w:ascii="맑은 고딕" w:hAnsi="맑은 고딕" w:eastAsia="맑은 고딕"/>
+                <w:b w:val="0"/>
+                <w:sz w:val="19"/>
+              </w:rPr>
+              <w:t xml:space="preserve"> 칸에 직접 입력)</w:t>
+            </w:r>
+          </w:p>
+        </w:tc>
+      </w:tr>
+      <w:tr>
+        <w:tc>
+          <w:tcPr>
+            <w:tcW w:type="dxa" w:w="680"/>
+          </w:tcPr>
+          <w:p>
+            <w:r/>
+            <w:r>
+              <w:rPr>
+                <w:rFonts w:ascii="맑은 고딕" w:hAnsi="맑은 고딕" w:eastAsia="맑은 고딕"/>
+                <w:b w:val="0"/>
+                <w:sz w:val="19"/>
+              </w:rPr>
+              <w:t>③</w:t>
+            </w:r>
+          </w:p>
+        </w:tc>
+        <w:tc>
+          <w:tcPr>
+            <w:tcW w:type="dxa" w:w="2154"/>
+          </w:tcPr>
+          <w:p>
+            <w:r/>
+            <w:r>
+              <w:rPr>
+                <w:rFonts w:ascii="맑은 고딕" w:hAnsi="맑은 고딕" w:eastAsia="맑은 고딕"/>
+                <w:b w:val="0"/>
+                <w:sz w:val="19"/>
+              </w:rPr>
+              <w:t>전 과정 실행</w:t>
+            </w:r>
+          </w:p>
+        </w:tc>
+        <w:tc>
+          <w:tcPr>
+            <w:tcW w:type="dxa" w:w="6236"/>
+          </w:tcPr>
+          <w:p>
+            <w:r/>
+            <w:r>
+              <w:rPr>
+                <w:rFonts w:ascii="맑은 고딕" w:hAnsi="맑은 고딕" w:eastAsia="맑은 고딕"/>
+                <w:b w:val="0"/>
+                <w:sz w:val="19"/>
+              </w:rPr>
+              <w:t xml:space="preserve">먼저 </w:t>
+            </w:r>
+            <w:r>
+              <w:rPr>
+                <w:rFonts w:ascii="맑은 고딕" w:hAnsi="맑은 고딕" w:eastAsia="맑은 고딕"/>
+                <w:b/>
+                <w:sz w:val="19"/>
+              </w:rPr>
+              <w:t>📋 계획 보기</w:t>
+            </w:r>
+            <w:r>
+              <w:rPr>
+                <w:rFonts w:ascii="맑은 고딕" w:hAnsi="맑은 고딕" w:eastAsia="맑은 고딕"/>
+                <w:b w:val="0"/>
+                <w:sz w:val="19"/>
+              </w:rPr>
+              <w:t xml:space="preserve"> (10~30초, SLC 몇 장인지 확인) → 그다음 </w:t>
+            </w:r>
+            <w:r>
+              <w:rPr>
+                <w:rFonts w:ascii="맑은 고딕" w:hAnsi="맑은 고딕" w:eastAsia="맑은 고딕"/>
+                <w:b/>
+                <w:sz w:val="19"/>
+              </w:rPr>
+              <w:t>▶ 전체 실행</w:t>
+            </w:r>
+            <w:r>
+              <w:rPr>
+                <w:rFonts w:ascii="맑은 고딕" w:hAnsi="맑은 고딕" w:eastAsia="맑은 고딕"/>
+                <w:b w:val="0"/>
+                <w:sz w:val="19"/>
+              </w:rPr>
+              <w:t xml:space="preserve"> (1~3시간)</w:t>
+            </w:r>
+          </w:p>
+        </w:tc>
+      </w:tr>
+    </w:tbl>
+    <w:p>
+      <w:pPr>
+        <w:spacing w:after="80"/>
+      </w:pPr>
+    </w:p>
+    <w:p>
+      <w:pPr>
+        <w:spacing w:after="120"/>
+      </w:pPr>
+      <w:r>
+        <w:rPr>
+          <w:rFonts w:ascii="맑은 고딕" w:hAnsi="맑은 고딕" w:eastAsia="맑은 고딕"/>
+          <w:b w:val="0"/>
+          <w:sz w:val="21"/>
+        </w:rPr>
+        <w:t xml:space="preserve">3.6~3.8 의 명령줄과 같은 일을 이 세 단계가 합니다. 진행 상황에 `②④ SLC·트랙·프레임 — ASC path127 · 41장` 처럼 ✅ 가 찍히면 그 교량은 돌릴 수 있는 것입니다. 왼쪽 사이드바 </w:t>
+      </w:r>
+      <w:r>
+        <w:rPr>
+          <w:rFonts w:ascii="맑은 고딕" w:hAnsi="맑은 고딕" w:eastAsia="맑은 고딕"/>
+          <w:b/>
+          <w:sz w:val="21"/>
+        </w:rPr>
+        <w:t>🔎 교량명 검색</w:t>
+      </w:r>
+      <w:r>
+        <w:rPr>
+          <w:rFonts w:ascii="맑은 고딕" w:hAnsi="맑은 고딕" w:eastAsia="맑은 고딕"/>
+          <w:b w:val="0"/>
+          <w:sz w:val="21"/>
+        </w:rPr>
+        <w:t xml:space="preserve"> → 지도 마커 클릭 → </w:t>
+      </w:r>
+      <w:r>
+        <w:rPr>
+          <w:rFonts w:ascii="맑은 고딕" w:hAnsi="맑은 고딕" w:eastAsia="맑은 고딕"/>
+          <w:b/>
+          <w:sz w:val="21"/>
+        </w:rPr>
+        <w:t>💾 타깃 저장</w:t>
+      </w:r>
+      <w:r>
+        <w:rPr>
+          <w:rFonts w:ascii="맑은 고딕" w:hAnsi="맑은 고딕" w:eastAsia="맑은 고딕"/>
+          <w:b w:val="0"/>
+          <w:sz w:val="21"/>
+        </w:rPr>
+        <w:t xml:space="preserve"> → </w:t>
+      </w:r>
+      <w:r>
+        <w:rPr>
+          <w:rFonts w:ascii="맑은 고딕" w:hAnsi="맑은 고딕" w:eastAsia="맑은 고딕"/>
+          <w:b/>
+          <w:sz w:val="21"/>
+        </w:rPr>
+        <w:t>🚀 끝까지 돌리기</w:t>
+      </w:r>
+      <w:r>
+        <w:rPr>
+          <w:rFonts w:ascii="맑은 고딕" w:hAnsi="맑은 고딕" w:eastAsia="맑은 고딕"/>
+          <w:b w:val="0"/>
+          <w:sz w:val="21"/>
+        </w:rPr>
+        <w:t xml:space="preserve"> 로 해도 같습니다.</w:t>
+      </w:r>
+    </w:p>
+    <w:p>
+      <w:pPr>
+        <w:spacing w:after="200"/>
+        <w:ind w:left="340"/>
+      </w:pPr>
+      <w:r>
+        <w:rPr>
+          <w:rFonts w:ascii="맑은 고딕" w:hAnsi="맑은 고딕" w:eastAsia="맑은 고딕"/>
+          <w:b/>
+          <w:color w:val="1E7E34"/>
+          <w:sz w:val="21"/>
+        </w:rPr>
+        <w:t xml:space="preserve">확인 ☐  </w:t>
+      </w:r>
+      <w:r>
+        <w:rPr>
+          <w:rFonts w:ascii="맑은 고딕" w:hAnsi="맑은 고딕" w:eastAsia="맑은 고딕"/>
+          <w:b w:val="0"/>
+          <w:sz w:val="21"/>
+        </w:rPr>
+        <w:t xml:space="preserve">브라우저에 그림 1 화면. </w:t>
+      </w:r>
+      <w:r>
+        <w:rPr>
+          <w:rFonts w:ascii="맑은 고딕" w:hAnsi="맑은 고딕" w:eastAsia="맑은 고딕"/>
+          <w:b/>
+          <w:sz w:val="21"/>
+        </w:rPr>
+        <w:t>① 이 컴퓨터 준비 상태</w:t>
+      </w:r>
+      <w:r>
+        <w:rPr>
+          <w:rFonts w:ascii="맑은 고딕" w:hAnsi="맑은 고딕" w:eastAsia="맑은 고딕"/>
+          <w:b w:val="0"/>
+          <w:sz w:val="21"/>
+        </w:rPr>
+        <w:t xml:space="preserve"> 가 '모든 항목 준비 완료'.</w:t>
+      </w:r>
+    </w:p>
+    <w:p>
+      <w:pPr>
+        <w:pStyle w:val="Heading2"/>
+      </w:pPr>
+      <w:r>
+        <w:rPr>
+          <w:rFonts w:ascii="맑은 고딕" w:hAnsi="맑은 고딕" w:eastAsia="맑은 고딕"/>
+          <w:b/>
+          <w:color w:val="1F3A5F"/>
+          <w:sz w:val="26"/>
+        </w:rPr>
+        <w:t>3.6 먼저 되는 것으로 한 번 — 정자교 시연 (44초)</w:t>
       </w:r>
     </w:p>
     <w:p>
@@ -2889,7 +3508,7 @@
         <w:drawing>
           <wp:inline xmlns:a="http://schemas.openxmlformats.org/drawingml/2006/main" xmlns:pic="http://schemas.openxmlformats.org/drawingml/2006/picture">
             <wp:extent cx="5760000" cy="3291429"/>
-            <wp:docPr id="1" name="Picture 1"/>
+            <wp:docPr id="2" name="Picture 2"/>
             <wp:cNvGraphicFramePr>
               <a:graphicFrameLocks noChangeAspect="1"/>
             </wp:cNvGraphicFramePr>
@@ -2901,7 +3520,7 @@
                     <pic:cNvPicPr/>
                   </pic:nvPicPr>
                   <pic:blipFill>
-                    <a:blip r:embed="rId9"/>
+                    <a:blip r:embed="rId10"/>
                     <a:stretch>
                       <a:fillRect/>
                     </a:stretch>
@@ -2932,7 +3551,7 @@
           <w:color w:val="555F6B"/>
           <w:sz w:val="18"/>
         </w:rPr>
-        <w:t>그림 1. 3D 디지털 트윈 — IFC 부재(A1·P1~P4·S1) 위에 InSAR 점. 점을 클릭하면 값·부재·GlobalId.</w:t>
+        <w:t>그림 2. 3D 디지털 트윈 — IFC 부재(A1·P1~P4·S1) 위에 InSAR 점. 점을 클릭하면 값·부재·GlobalId.</w:t>
       </w:r>
     </w:p>
     <w:p>
@@ -2946,7 +3565,7 @@
           <w:color w:val="1F3A5F"/>
           <w:sz w:val="26"/>
         </w:rPr>
-        <w:t>3.6 새 교량 — 계획만 먼저 (1분)</w:t>
+        <w:t>3.7 새 교량 — 계획만 먼저 (1분)</w:t>
       </w:r>
     </w:p>
     <w:p>
@@ -3020,7 +3639,7 @@
           <w:color w:val="1F3A5F"/>
           <w:sz w:val="26"/>
         </w:rPr>
-        <w:t>3.7 새 교량 — 끝까지 (1~3시간)</w:t>
+        <w:t>3.8 새 교량 — 끝까지 (1~3시간)</w:t>
       </w:r>
     </w:p>
     <w:p>
@@ -3151,7 +3770,7 @@
           <w:color w:val="1F3A5F"/>
           <w:sz w:val="26"/>
         </w:rPr>
-        <w:t>3.8 결과 보기</w:t>
+        <w:t>3.9 결과 보기</w:t>
       </w:r>
     </w:p>
     <w:tbl>
@@ -3485,7 +4104,7 @@
           <w:b w:val="0"/>
           <w:sz w:val="21"/>
         </w:rPr>
-        <w:t>화면으로 보려면 대시보드: `python start.py --dashboard` (또는 `.venv\Scripts\streamlit run src\inframon\dashboard\app.py`) → 브라우저 http://localhost:8501. 왼쪽에서 교량을 고르고, 본문 ① 준비 상태 → ② 교량 선택 → ③ 📋 계획 보기 → ▶ 전체 실행 순으로 누릅니다.</w:t>
+        <w:t>화면으로 보려면 3.5 의 대시보드 — 왼쪽 포트폴리오에서 교량을 고르면 위 탭 ① InSAR · ② PINN · ③ FRAM 에 같은 결과가 나옵니다.</w:t>
       </w:r>
     </w:p>
     <w:p>
@@ -3529,7 +4148,7 @@
         <w:drawing>
           <wp:inline xmlns:a="http://schemas.openxmlformats.org/drawingml/2006/main" xmlns:pic="http://schemas.openxmlformats.org/drawingml/2006/picture">
             <wp:extent cx="5760000" cy="3581006"/>
-            <wp:docPr id="2" name="Picture 2"/>
+            <wp:docPr id="3" name="Picture 3"/>
             <wp:cNvGraphicFramePr>
               <a:graphicFrameLocks noChangeAspect="1"/>
             </wp:cNvGraphicFramePr>
@@ -3541,7 +4160,7 @@
                     <pic:cNvPicPr/>
                   </pic:nvPicPr>
                   <pic:blipFill>
-                    <a:blip r:embed="rId10"/>
+                    <a:blip r:embed="rId11"/>
                     <a:stretch>
                       <a:fillRect/>
                     </a:stretch>
@@ -3572,7 +4191,7 @@
           <w:color w:val="555F6B"/>
           <w:sz w:val="18"/>
         </w:rPr>
-        <w:t>그림 2. 정자교 — (a) PS 교축 배치 (b) 잔차고도: 교면 위 점이 지면보다 +5.2 ± 1.2 m (c) 속도 ± 95% CI (d) 시계열·추세</w:t>
+        <w:t>그림 3. 정자교 — (a) PS 교축 배치 (b) 잔차고도: 교면 위 점이 지면보다 +5.2 ± 1.2 m (c) 속도 ± 95% CI (d) 시계열·추세</w:t>
       </w:r>
     </w:p>
     <w:tbl>
@@ -4132,7 +4751,7 @@
         <w:drawing>
           <wp:inline xmlns:a="http://schemas.openxmlformats.org/drawingml/2006/main" xmlns:pic="http://schemas.openxmlformats.org/drawingml/2006/picture">
             <wp:extent cx="5760000" cy="3399405"/>
-            <wp:docPr id="3" name="Picture 3"/>
+            <wp:docPr id="4" name="Picture 4"/>
             <wp:cNvGraphicFramePr>
               <a:graphicFrameLocks noChangeAspect="1"/>
             </wp:cNvGraphicFramePr>
@@ -4144,7 +4763,7 @@
                     <pic:cNvPicPr/>
                   </pic:nvPicPr>
                   <pic:blipFill>
-                    <a:blip r:embed="rId11"/>
+                    <a:blip r:embed="rId12"/>
                     <a:stretch>
                       <a:fillRect/>
                     </a:stretch>
@@ -4175,7 +4794,7 @@
           <w:color w:val="555F6B"/>
           <w:sz w:val="18"/>
         </w:rPr>
-        <w:t>그림 3. 관측점 12개로 학습한 PINN 이 교축 200점 × 201시점의 전체 변위장을 채운다. 흰 선 = 관측점 위치. 관측점 밖은 외삽.</w:t>
+        <w:t>그림 4. 관측점 12개로 학습한 PINN 이 교축 200점 × 201시점의 전체 변위장을 채운다. 흰 선 = 관측점 위치. 관측점 밖은 외삽.</w:t>
       </w:r>
     </w:p>
     <w:p>
@@ -4662,7 +5281,7 @@
           <w:b w:val="0"/>
           <w:sz w:val="21"/>
         </w:rPr>
-        <w:t xml:space="preserve"> → 교량이 작거나 궤도 방향이 불리함. 계획(3.6)에서 장면 수·궤도를 먼저 볼 것.</w:t>
+        <w:t xml:space="preserve"> → 교량이 작거나 궤도 방향이 불리함. 계획(3.7)에서 장면 수·궤도를 먼저 볼 것.</w:t>
       </w:r>
     </w:p>
     <w:p>

--- a/docs/inframon_워크플로우_안내서.docx
+++ b/docs/inframon_워크플로우_안내서.docx
@@ -3312,6 +3312,72 @@
           </w:p>
         </w:tc>
       </w:tr>
+      <w:tr>
+        <w:tc>
+          <w:tcPr>
+            <w:tcW w:type="dxa" w:w="680"/>
+          </w:tcPr>
+          <w:p>
+            <w:r/>
+            <w:r>
+              <w:rPr>
+                <w:rFonts w:ascii="맑은 고딕" w:hAnsi="맑은 고딕" w:eastAsia="맑은 고딕"/>
+                <w:b w:val="0"/>
+                <w:sz w:val="19"/>
+              </w:rPr>
+              <w:t>또는</w:t>
+            </w:r>
+          </w:p>
+        </w:tc>
+        <w:tc>
+          <w:tcPr>
+            <w:tcW w:type="dxa" w:w="2154"/>
+          </w:tcPr>
+          <w:p>
+            <w:r/>
+            <w:r>
+              <w:rPr>
+                <w:rFonts w:ascii="맑은 고딕" w:hAnsi="맑은 고딕" w:eastAsia="맑은 고딕"/>
+                <w:b w:val="0"/>
+                <w:sz w:val="19"/>
+              </w:rPr>
+              <w:t>탭 ① InSAR → ② PINN → ③ FRAM → ④ 잔존수명</w:t>
+            </w:r>
+          </w:p>
+        </w:tc>
+        <w:tc>
+          <w:tcPr>
+            <w:tcW w:type="dxa" w:w="6236"/>
+          </w:tcPr>
+          <w:p>
+            <w:r/>
+            <w:r>
+              <w:rPr>
+                <w:rFonts w:ascii="맑은 고딕" w:hAnsi="맑은 고딕" w:eastAsia="맑은 고딕"/>
+                <w:b w:val="0"/>
+                <w:sz w:val="19"/>
+              </w:rPr>
+              <w:t xml:space="preserve">한 단계씩 보며 가려면 각 탭 </w:t>
+            </w:r>
+            <w:r>
+              <w:rPr>
+                <w:rFonts w:ascii="맑은 고딕" w:hAnsi="맑은 고딕" w:eastAsia="맑은 고딕"/>
+                <w:b/>
+                <w:sz w:val="19"/>
+              </w:rPr>
+              <w:t>맨 위 ▶ 이 단계 실행</w:t>
+            </w:r>
+            <w:r>
+              <w:rPr>
+                <w:rFonts w:ascii="맑은 고딕" w:hAnsi="맑은 고딕" w:eastAsia="맑은 고딕"/>
+                <w:b w:val="0"/>
+                <w:sz w:val="19"/>
+              </w:rPr>
+              <w:t>. 앞 단계 결과가 없으면 눌리지 않고 무엇을 먼저 할지 알려 줍니다. 탭 줄 아래 진행 띠에 단계별 ✅/⬜</w:t>
+            </w:r>
+          </w:p>
+        </w:tc>
+      </w:tr>
     </w:tbl>
     <w:p>
       <w:pPr>
@@ -3377,6 +3443,67 @@
           <w:sz w:val="21"/>
         </w:rPr>
         <w:t xml:space="preserve"> 로 해도 같습니다.</w:t>
+      </w:r>
+    </w:p>
+    <w:p>
+      <w:pPr>
+        <w:spacing w:after="120"/>
+      </w:pPr>
+      <w:r>
+        <w:rPr>
+          <w:rFonts w:ascii="맑은 고딕" w:hAnsi="맑은 고딕" w:eastAsia="맑은 고딕"/>
+          <w:b w:val="0"/>
+          <w:sz w:val="21"/>
+        </w:rPr>
+        <w:t xml:space="preserve">탭의 뜻: </w:t>
+      </w:r>
+      <w:r>
+        <w:rPr>
+          <w:rFonts w:ascii="맑은 고딕" w:hAnsi="맑은 고딕" w:eastAsia="맑은 고딕"/>
+          <w:b/>
+          <w:sz w:val="21"/>
+        </w:rPr>
+        <w:t>⓪ 시작</w:t>
+      </w:r>
+      <w:r>
+        <w:rPr>
+          <w:rFonts w:ascii="맑은 고딕" w:hAnsi="맑은 고딕" w:eastAsia="맑은 고딕"/>
+          <w:b w:val="0"/>
+          <w:sz w:val="21"/>
+        </w:rPr>
+        <w:t xml:space="preserve"> 은 준비 확인·교량 선택·실행. </w:t>
+      </w:r>
+      <w:r>
+        <w:rPr>
+          <w:rFonts w:ascii="맑은 고딕" w:hAnsi="맑은 고딕" w:eastAsia="맑은 고딕"/>
+          <w:b/>
+          <w:sz w:val="21"/>
+        </w:rPr>
+        <w:t>① InSAR · ② PINN · ③ FRAM · ④ 잔존수명</w:t>
+      </w:r>
+      <w:r>
+        <w:rPr>
+          <w:rFonts w:ascii="맑은 고딕" w:hAnsi="맑은 고딕" w:eastAsia="맑은 고딕"/>
+          <w:b w:val="0"/>
+          <w:sz w:val="21"/>
+        </w:rPr>
+        <w:t xml:space="preserve"> 은 그 순서로 만들어지는 결과를 보는 곳이고, 각 탭 맨 위 ▶ 로 그 단계만 (다시) 돌릴 수도 있습니다 — ⓪ 의 ▶ 전체 실행과 같은 코드, 같은 결과 파일(&lt;저장 폴더&gt;\pipeline\project.h5). </w:t>
+      </w:r>
+      <w:r>
+        <w:rPr>
+          <w:rFonts w:ascii="맑은 고딕" w:hAnsi="맑은 고딕" w:eastAsia="맑은 고딕"/>
+          <w:b/>
+          <w:sz w:val="21"/>
+        </w:rPr>
+        <w:t>⑤ PSI 방법론</w:t>
+      </w:r>
+      <w:r>
+        <w:rPr>
+          <w:rFonts w:ascii="맑은 고딕" w:hAnsi="맑은 고딕" w:eastAsia="맑은 고딕"/>
+          <w:b w:val="0"/>
+          <w:sz w:val="21"/>
+        </w:rPr>
+        <w:t xml:space="preserve"> 은 PS·SBAS·QPS 세 처리법 비교(참고).</w:t>
       </w:r>
     </w:p>
     <w:p>
